--- a/Куликова_описание_бизнес_функции_туроператор.docx
+++ b/Куликова_описание_бизнес_функции_туроператор.docx
@@ -1,6 +1,6 @@
 
 <file path=word/document.xml><?xml version="1.0" encoding="utf-8"?>
-<w:document xmlns:wpc="http://schemas.microsoft.com/office/word/2010/wordprocessingCanvas" xmlns:cx="http://schemas.microsoft.com/office/drawing/2014/chartex" xmlns:cx1="http://schemas.microsoft.com/office/drawing/2015/9/8/chartex" xmlns:cx2="http://schemas.microsoft.com/office/drawing/2015/10/21/chartex" xmlns:cx3="http://schemas.microsoft.com/office/drawing/2016/5/9/chartex" xmlns:cx4="http://schemas.microsoft.com/office/drawing/2016/5/10/chartex" xmlns:cx5="http://schemas.microsoft.com/office/drawing/2016/5/11/chartex" xmlns:cx6="http://schemas.microsoft.com/office/drawing/2016/5/12/chartex" xmlns:cx7="http://schemas.microsoft.com/office/drawing/2016/5/13/chartex" xmlns:cx8="http://schemas.microsoft.com/office/drawing/2016/5/14/chartex" xmlns:mc="http://schemas.openxmlformats.org/markup-compatibility/2006" xmlns:aink="http://schemas.microsoft.com/office/drawing/2016/ink" xmlns:am3d="http://schemas.microsoft.com/office/drawing/2017/model3d" xmlns:o="urn:schemas-microsoft-com:office:office" xmlns:r="http://schemas.openxmlformats.org/officeDocument/2006/relationships" xmlns:m="http://schemas.openxmlformats.org/officeDocument/2006/math" xmlns:v="urn:schemas-microsoft-com:vml" xmlns:wp14="http://schemas.microsoft.com/office/word/2010/wordprocessingDrawing" xmlns:wp="http://schemas.openxmlformats.org/drawingml/2006/wordprocessingDrawing" xmlns:w10="urn:schemas-microsoft-com:office:word" xmlns:w="http://schemas.openxmlformats.org/wordprocessingml/2006/main" xmlns:w14="http://schemas.microsoft.com/office/word/2010/wordml" xmlns:w15="http://schemas.microsoft.com/office/word/2012/wordml" xmlns:w16cid="http://schemas.microsoft.com/office/word/2016/wordml/cid" xmlns:w16se="http://schemas.microsoft.com/office/word/2015/wordml/symex" xmlns:wpg="http://schemas.microsoft.com/office/word/2010/wordprocessingGroup" xmlns:wpi="http://schemas.microsoft.com/office/word/2010/wordprocessingInk" xmlns:wne="http://schemas.microsoft.com/office/word/2006/wordml" xmlns:wps="http://schemas.microsoft.com/office/word/2010/wordprocessingShape" mc:Ignorable="w14 w15 w16se w16cid wp14">
+<w:document xmlns:wpc="http://schemas.microsoft.com/office/word/2010/wordprocessingCanvas" xmlns:cx="http://schemas.microsoft.com/office/drawing/2014/chartex" xmlns:cx1="http://schemas.microsoft.com/office/drawing/2015/9/8/chartex" xmlns:cx2="http://schemas.microsoft.com/office/drawing/2015/10/21/chartex" xmlns:cx3="http://schemas.microsoft.com/office/drawing/2016/5/9/chartex" xmlns:cx4="http://schemas.microsoft.com/office/drawing/2016/5/10/chartex" xmlns:cx5="http://schemas.microsoft.com/office/drawing/2016/5/11/chartex" xmlns:cx6="http://schemas.microsoft.com/office/drawing/2016/5/12/chartex" xmlns:cx7="http://schemas.microsoft.com/office/drawing/2016/5/13/chartex" xmlns:cx8="http://schemas.microsoft.com/office/drawing/2016/5/14/chartex" xmlns:mc="http://schemas.openxmlformats.org/markup-compatibility/2006" xmlns:aink="http://schemas.microsoft.com/office/drawing/2016/ink" xmlns:am3d="http://schemas.microsoft.com/office/drawing/2017/model3d" xmlns:o="urn:schemas-microsoft-com:office:office" xmlns:r="http://schemas.openxmlformats.org/officeDocument/2006/relationships" xmlns:m="http://schemas.openxmlformats.org/officeDocument/2006/math" xmlns:v="urn:schemas-microsoft-com:vml" xmlns:wp14="http://schemas.microsoft.com/office/word/2010/wordprocessingDrawing" xmlns:wp="http://schemas.openxmlformats.org/drawingml/2006/wordprocessingDrawing" xmlns:w10="urn:schemas-microsoft-com:office:word" xmlns:w="http://schemas.openxmlformats.org/wordprocessingml/2006/main" xmlns:w14="http://schemas.microsoft.com/office/word/2010/wordml" xmlns:w15="http://schemas.microsoft.com/office/word/2012/wordml" xmlns:w16cex="http://schemas.microsoft.com/office/word/2018/wordml/cex" xmlns:w16cid="http://schemas.microsoft.com/office/word/2016/wordml/cid" xmlns:w16="http://schemas.microsoft.com/office/word/2018/wordml" xmlns:w16sdtdh="http://schemas.microsoft.com/office/word/2020/wordml/sdtdatahash" xmlns:w16se="http://schemas.microsoft.com/office/word/2015/wordml/symex" xmlns:wpg="http://schemas.microsoft.com/office/word/2010/wordprocessingGroup" xmlns:wpi="http://schemas.microsoft.com/office/word/2010/wordprocessingInk" xmlns:wne="http://schemas.microsoft.com/office/word/2006/wordml" xmlns:wps="http://schemas.microsoft.com/office/word/2010/wordprocessingShape" mc:Ignorable="w14 w15 w16se w16cid w16 w16cex w16sdtdh wp14">
   <w:body>
     <w:p>
       <w:pPr>
@@ -1215,7 +1215,6 @@
               </w:rPr>
               <w:t>Trip</w:t>
             </w:r>
-            <w:proofErr w:type="spellStart"/>
             <w:r>
               <w:rPr>
                 <w:rFonts w:ascii="Times New Roman" w:hAnsi="Times New Roman" w:cs="Times New Roman"/>
@@ -1223,7 +1222,6 @@
               </w:rPr>
               <w:t>Tour</w:t>
             </w:r>
-            <w:proofErr w:type="spellEnd"/>
             <w:r>
               <w:rPr>
                 <w:rFonts w:ascii="Times New Roman" w:hAnsi="Times New Roman" w:cs="Times New Roman"/>
@@ -1349,23 +1347,7 @@
                 <w:rFonts w:ascii="Times New Roman" w:hAnsi="Times New Roman" w:cs="Times New Roman"/>
                 <w:sz w:val="24"/>
               </w:rPr>
-              <w:t>Черновик (</w:t>
-            </w:r>
-            <w:proofErr w:type="spellStart"/>
-            <w:r>
-              <w:rPr>
-                <w:rFonts w:ascii="Times New Roman" w:hAnsi="Times New Roman" w:cs="Times New Roman"/>
-                <w:sz w:val="24"/>
-              </w:rPr>
-              <w:t>Draft</w:t>
-            </w:r>
-            <w:proofErr w:type="spellEnd"/>
-            <w:r>
-              <w:rPr>
-                <w:rFonts w:ascii="Times New Roman" w:hAnsi="Times New Roman" w:cs="Times New Roman"/>
-                <w:sz w:val="24"/>
-              </w:rPr>
-              <w:t>)</w:t>
+              <w:t>Черновик (Draft)</w:t>
             </w:r>
           </w:p>
         </w:tc>
@@ -1425,23 +1407,7 @@
                 <w:rFonts w:ascii="Times New Roman" w:hAnsi="Times New Roman" w:cs="Times New Roman"/>
                 <w:sz w:val="24"/>
               </w:rPr>
-              <w:t>Бизнес-функция (</w:t>
-            </w:r>
-            <w:proofErr w:type="spellStart"/>
-            <w:r>
-              <w:rPr>
-                <w:rFonts w:ascii="Times New Roman" w:hAnsi="Times New Roman" w:cs="Times New Roman"/>
-                <w:sz w:val="24"/>
-              </w:rPr>
-              <w:t>Epic</w:t>
-            </w:r>
-            <w:proofErr w:type="spellEnd"/>
-            <w:r>
-              <w:rPr>
-                <w:rFonts w:ascii="Times New Roman" w:hAnsi="Times New Roman" w:cs="Times New Roman"/>
-                <w:sz w:val="24"/>
-              </w:rPr>
-              <w:t>)</w:t>
+              <w:t>Бизнес-функция (Epic)</w:t>
             </w:r>
           </w:p>
         </w:tc>
@@ -1563,55 +1529,7 @@
                 <w:rFonts w:ascii="Times New Roman" w:hAnsi="Times New Roman" w:cs="Times New Roman"/>
                 <w:sz w:val="24"/>
               </w:rPr>
-              <w:t xml:space="preserve">BRD «Личный кабинет», BRD «Финансовый модуль», API-спецификация GDS-Adapters-v3, </w:t>
-            </w:r>
-            <w:proofErr w:type="spellStart"/>
-            <w:r>
-              <w:rPr>
-                <w:rFonts w:ascii="Times New Roman" w:hAnsi="Times New Roman" w:cs="Times New Roman"/>
-                <w:sz w:val="24"/>
-              </w:rPr>
-              <w:t>User</w:t>
-            </w:r>
-            <w:proofErr w:type="spellEnd"/>
-            <w:r>
-              <w:rPr>
-                <w:rFonts w:ascii="Times New Roman" w:hAnsi="Times New Roman" w:cs="Times New Roman"/>
-                <w:sz w:val="24"/>
-              </w:rPr>
-              <w:t xml:space="preserve"> </w:t>
-            </w:r>
-            <w:proofErr w:type="spellStart"/>
-            <w:r>
-              <w:rPr>
-                <w:rFonts w:ascii="Times New Roman" w:hAnsi="Times New Roman" w:cs="Times New Roman"/>
-                <w:sz w:val="24"/>
-              </w:rPr>
-              <w:t>Story</w:t>
-            </w:r>
-            <w:proofErr w:type="spellEnd"/>
-            <w:r>
-              <w:rPr>
-                <w:rFonts w:ascii="Times New Roman" w:hAnsi="Times New Roman" w:cs="Times New Roman"/>
-                <w:sz w:val="24"/>
-              </w:rPr>
-              <w:t xml:space="preserve"> </w:t>
-            </w:r>
-            <w:proofErr w:type="spellStart"/>
-            <w:r>
-              <w:rPr>
-                <w:rFonts w:ascii="Times New Roman" w:hAnsi="Times New Roman" w:cs="Times New Roman"/>
-                <w:sz w:val="24"/>
-              </w:rPr>
-              <w:t>Map</w:t>
-            </w:r>
-            <w:proofErr w:type="spellEnd"/>
-            <w:r>
-              <w:rPr>
-                <w:rFonts w:ascii="Times New Roman" w:hAnsi="Times New Roman" w:cs="Times New Roman"/>
-                <w:sz w:val="24"/>
-              </w:rPr>
-              <w:t xml:space="preserve"> «Транспорт»</w:t>
+              <w:t>BRD «Личный кабинет», BRD «Финансовый модуль», API-спецификация GDS-Adapters-v3, User Story Map «Транспорт»</w:t>
             </w:r>
           </w:p>
         </w:tc>
@@ -1775,67 +1693,7 @@
           <w:sz w:val="24"/>
           <w:szCs w:val="22"/>
         </w:rPr>
-        <w:t>Туроператоры работают с несколькими GDS-провайдерами (</w:t>
-      </w:r>
-      <w:proofErr w:type="spellStart"/>
-      <w:r>
-        <w:rPr>
-          <w:rFonts w:ascii="Times New Roman" w:eastAsiaTheme="minorHAnsi" w:hAnsi="Times New Roman" w:cs="Times New Roman"/>
-          <w:color w:val="auto"/>
-          <w:sz w:val="24"/>
-          <w:szCs w:val="22"/>
-        </w:rPr>
-        <w:t>Sirena</w:t>
-      </w:r>
-      <w:proofErr w:type="spellEnd"/>
-      <w:r>
-        <w:rPr>
-          <w:rFonts w:ascii="Times New Roman" w:eastAsiaTheme="minorHAnsi" w:hAnsi="Times New Roman" w:cs="Times New Roman"/>
-          <w:color w:val="auto"/>
-          <w:sz w:val="24"/>
-          <w:szCs w:val="22"/>
-        </w:rPr>
-        <w:t xml:space="preserve">, </w:t>
-      </w:r>
-      <w:proofErr w:type="spellStart"/>
-      <w:r>
-        <w:rPr>
-          <w:rFonts w:ascii="Times New Roman" w:eastAsiaTheme="minorHAnsi" w:hAnsi="Times New Roman" w:cs="Times New Roman"/>
-          <w:color w:val="auto"/>
-          <w:sz w:val="24"/>
-          <w:szCs w:val="22"/>
-        </w:rPr>
-        <w:t>Amadeus</w:t>
-      </w:r>
-      <w:proofErr w:type="spellEnd"/>
-      <w:r>
-        <w:rPr>
-          <w:rFonts w:ascii="Times New Roman" w:eastAsiaTheme="minorHAnsi" w:hAnsi="Times New Roman" w:cs="Times New Roman"/>
-          <w:color w:val="auto"/>
-          <w:sz w:val="24"/>
-          <w:szCs w:val="22"/>
-        </w:rPr>
-        <w:t xml:space="preserve">, </w:t>
-      </w:r>
-      <w:proofErr w:type="spellStart"/>
-      <w:r>
-        <w:rPr>
-          <w:rFonts w:ascii="Times New Roman" w:eastAsiaTheme="minorHAnsi" w:hAnsi="Times New Roman" w:cs="Times New Roman"/>
-          <w:color w:val="auto"/>
-          <w:sz w:val="24"/>
-          <w:szCs w:val="22"/>
-        </w:rPr>
-        <w:t>Sabre</w:t>
-      </w:r>
-      <w:proofErr w:type="spellEnd"/>
-      <w:r>
-        <w:rPr>
-          <w:rFonts w:ascii="Times New Roman" w:eastAsiaTheme="minorHAnsi" w:hAnsi="Times New Roman" w:cs="Times New Roman"/>
-          <w:color w:val="auto"/>
-          <w:sz w:val="24"/>
-          <w:szCs w:val="22"/>
-        </w:rPr>
-        <w:t>) и пулами прямых контрактов с авиакомпаниями. Менеджер вынужден вручную сравнивать тарифы в разных системах, пересчитывать курс валют, «на глаз» закладывать наценку и помнить о специальных корпоративных скидках. Это приводит к ошибкам в ценообразовании, продажам ниже нетто-стоимости и потере времени. Наша задача — создать единое окно поиска с автоматическим расчетом финальной B2C-цены, подсветкой наиболее маржинальных вариантов и защитой от «убыточных» продаж.</w:t>
+        <w:t>Туроператоры работают с несколькими GDS-провайдерами (Sirena, Amadeus, Sabre) и пулами прямых контрактов с авиакомпаниями. Менеджер вынужден вручную сравнивать тарифы в разных системах, пересчитывать курс валют, «на глаз» закладывать наценку и помнить о специальных корпоративных скидках. Это приводит к ошибкам в ценообразовании, продажам ниже нетто-стоимости и потере времени. Наша задача — создать единое окно поиска с автоматическим расчетом финальной B2C-цены, подсветкой наиболее маржинальных вариантов и защитой от «убыточных» продаж.</w:t>
       </w:r>
     </w:p>
     <w:p/>
@@ -1950,25 +1808,14 @@
                 <w:lang w:eastAsia="ru-RU"/>
               </w:rPr>
             </w:pPr>
-            <w:proofErr w:type="spellStart"/>
-            <w:r>
-              <w:rPr>
-                <w:rFonts w:ascii="Times New Roman" w:eastAsia="Times New Roman" w:hAnsi="Times New Roman" w:cs="Times New Roman"/>
-                <w:sz w:val="24"/>
-                <w:szCs w:val="24"/>
-                <w:lang w:eastAsia="ru-RU"/>
-              </w:rPr>
-              <w:t>As</w:t>
-            </w:r>
-            <w:proofErr w:type="spellEnd"/>
-            <w:r>
-              <w:rPr>
-                <w:rFonts w:ascii="Times New Roman" w:eastAsia="Times New Roman" w:hAnsi="Times New Roman" w:cs="Times New Roman"/>
-                <w:sz w:val="24"/>
-                <w:szCs w:val="24"/>
-                <w:lang w:eastAsia="ru-RU"/>
-              </w:rPr>
-              <w:t xml:space="preserve"> a [роль]</w:t>
+            <w:r>
+              <w:rPr>
+                <w:rFonts w:ascii="Times New Roman" w:eastAsia="Times New Roman" w:hAnsi="Times New Roman" w:cs="Times New Roman"/>
+                <w:sz w:val="24"/>
+                <w:szCs w:val="24"/>
+                <w:lang w:eastAsia="ru-RU"/>
+              </w:rPr>
+              <w:t>As a [роль]</w:t>
             </w:r>
           </w:p>
         </w:tc>
@@ -2007,27 +1854,7 @@
                 <w:szCs w:val="24"/>
                 <w:lang w:eastAsia="ru-RU"/>
               </w:rPr>
-              <w:t xml:space="preserve">I </w:t>
-            </w:r>
-            <w:proofErr w:type="spellStart"/>
-            <w:r>
-              <w:rPr>
-                <w:rFonts w:ascii="Times New Roman" w:eastAsia="Times New Roman" w:hAnsi="Times New Roman" w:cs="Times New Roman"/>
-                <w:sz w:val="24"/>
-                <w:szCs w:val="24"/>
-                <w:lang w:eastAsia="ru-RU"/>
-              </w:rPr>
-              <w:t>want</w:t>
-            </w:r>
-            <w:proofErr w:type="spellEnd"/>
-            <w:r>
-              <w:rPr>
-                <w:rFonts w:ascii="Times New Roman" w:eastAsia="Times New Roman" w:hAnsi="Times New Roman" w:cs="Times New Roman"/>
-                <w:sz w:val="24"/>
-                <w:szCs w:val="24"/>
-                <w:lang w:eastAsia="ru-RU"/>
-              </w:rPr>
-              <w:t>...</w:t>
+              <w:t>I want...</w:t>
             </w:r>
           </w:p>
         </w:tc>
@@ -2059,45 +1886,14 @@
                 <w:lang w:eastAsia="ru-RU"/>
               </w:rPr>
             </w:pPr>
-            <w:proofErr w:type="spellStart"/>
-            <w:r>
-              <w:rPr>
-                <w:rFonts w:ascii="Times New Roman" w:eastAsia="Times New Roman" w:hAnsi="Times New Roman" w:cs="Times New Roman"/>
-                <w:sz w:val="24"/>
-                <w:szCs w:val="24"/>
-                <w:lang w:eastAsia="ru-RU"/>
-              </w:rPr>
-              <w:t>So</w:t>
-            </w:r>
-            <w:proofErr w:type="spellEnd"/>
-            <w:r>
-              <w:rPr>
-                <w:rFonts w:ascii="Times New Roman" w:eastAsia="Times New Roman" w:hAnsi="Times New Roman" w:cs="Times New Roman"/>
-                <w:sz w:val="24"/>
-                <w:szCs w:val="24"/>
-                <w:lang w:eastAsia="ru-RU"/>
-              </w:rPr>
-              <w:t xml:space="preserve"> </w:t>
-            </w:r>
-            <w:proofErr w:type="spellStart"/>
-            <w:r>
-              <w:rPr>
-                <w:rFonts w:ascii="Times New Roman" w:eastAsia="Times New Roman" w:hAnsi="Times New Roman" w:cs="Times New Roman"/>
-                <w:sz w:val="24"/>
-                <w:szCs w:val="24"/>
-                <w:lang w:eastAsia="ru-RU"/>
-              </w:rPr>
-              <w:t>that</w:t>
-            </w:r>
-            <w:proofErr w:type="spellEnd"/>
-            <w:r>
-              <w:rPr>
-                <w:rFonts w:ascii="Times New Roman" w:eastAsia="Times New Roman" w:hAnsi="Times New Roman" w:cs="Times New Roman"/>
-                <w:sz w:val="24"/>
-                <w:szCs w:val="24"/>
-                <w:lang w:eastAsia="ru-RU"/>
-              </w:rPr>
-              <w:t>...</w:t>
+            <w:r>
+              <w:rPr>
+                <w:rFonts w:ascii="Times New Roman" w:eastAsia="Times New Roman" w:hAnsi="Times New Roman" w:cs="Times New Roman"/>
+                <w:sz w:val="24"/>
+                <w:szCs w:val="24"/>
+                <w:lang w:eastAsia="ru-RU"/>
+              </w:rPr>
+              <w:t>So that...</w:t>
             </w:r>
           </w:p>
         </w:tc>
@@ -2329,37 +2125,15 @@
                 <w:lang w:eastAsia="ru-RU"/>
               </w:rPr>
             </w:pPr>
-            <w:proofErr w:type="spellStart"/>
-            <w:r>
-              <w:rPr>
-                <w:rFonts w:ascii="Times New Roman" w:eastAsia="Times New Roman" w:hAnsi="Times New Roman" w:cs="Times New Roman"/>
-                <w:sz w:val="24"/>
-                <w:szCs w:val="24"/>
-                <w:lang w:eastAsia="ru-RU"/>
-              </w:rPr>
-              <w:t>Must</w:t>
-            </w:r>
-            <w:proofErr w:type="spellEnd"/>
-            <w:r>
-              <w:rPr>
-                <w:rFonts w:ascii="Times New Roman" w:eastAsia="Times New Roman" w:hAnsi="Times New Roman" w:cs="Times New Roman"/>
-                <w:sz w:val="24"/>
-                <w:szCs w:val="24"/>
-                <w:lang w:eastAsia="ru-RU"/>
-              </w:rPr>
-              <w:t xml:space="preserve"> </w:t>
-            </w:r>
-            <w:proofErr w:type="spellStart"/>
-            <w:r>
-              <w:rPr>
-                <w:rFonts w:ascii="Times New Roman" w:eastAsia="Times New Roman" w:hAnsi="Times New Roman" w:cs="Times New Roman"/>
-                <w:sz w:val="24"/>
-                <w:szCs w:val="24"/>
-                <w:lang w:eastAsia="ru-RU"/>
-              </w:rPr>
-              <w:t>have</w:t>
-            </w:r>
-            <w:proofErr w:type="spellEnd"/>
+            <w:r>
+              <w:rPr>
+                <w:rFonts w:ascii="Times New Roman" w:eastAsia="Times New Roman" w:hAnsi="Times New Roman" w:cs="Times New Roman"/>
+                <w:sz w:val="24"/>
+                <w:szCs w:val="24"/>
+                <w:lang w:eastAsia="ru-RU"/>
+              </w:rPr>
+              <w:t>Must have</w:t>
+            </w:r>
           </w:p>
         </w:tc>
       </w:tr>
@@ -2551,37 +2325,15 @@
                 <w:lang w:eastAsia="ru-RU"/>
               </w:rPr>
             </w:pPr>
-            <w:proofErr w:type="spellStart"/>
-            <w:r>
-              <w:rPr>
-                <w:rFonts w:ascii="Times New Roman" w:eastAsia="Times New Roman" w:hAnsi="Times New Roman" w:cs="Times New Roman"/>
-                <w:sz w:val="24"/>
-                <w:szCs w:val="24"/>
-                <w:lang w:eastAsia="ru-RU"/>
-              </w:rPr>
-              <w:t>Must</w:t>
-            </w:r>
-            <w:proofErr w:type="spellEnd"/>
-            <w:r>
-              <w:rPr>
-                <w:rFonts w:ascii="Times New Roman" w:eastAsia="Times New Roman" w:hAnsi="Times New Roman" w:cs="Times New Roman"/>
-                <w:sz w:val="24"/>
-                <w:szCs w:val="24"/>
-                <w:lang w:eastAsia="ru-RU"/>
-              </w:rPr>
-              <w:t xml:space="preserve"> </w:t>
-            </w:r>
-            <w:proofErr w:type="spellStart"/>
-            <w:r>
-              <w:rPr>
-                <w:rFonts w:ascii="Times New Roman" w:eastAsia="Times New Roman" w:hAnsi="Times New Roman" w:cs="Times New Roman"/>
-                <w:sz w:val="24"/>
-                <w:szCs w:val="24"/>
-                <w:lang w:eastAsia="ru-RU"/>
-              </w:rPr>
-              <w:t>have</w:t>
-            </w:r>
-            <w:proofErr w:type="spellEnd"/>
+            <w:r>
+              <w:rPr>
+                <w:rFonts w:ascii="Times New Roman" w:eastAsia="Times New Roman" w:hAnsi="Times New Roman" w:cs="Times New Roman"/>
+                <w:sz w:val="24"/>
+                <w:szCs w:val="24"/>
+                <w:lang w:eastAsia="ru-RU"/>
+              </w:rPr>
+              <w:t>Must have</w:t>
+            </w:r>
           </w:p>
         </w:tc>
       </w:tr>
@@ -2773,37 +2525,15 @@
                 <w:lang w:eastAsia="ru-RU"/>
               </w:rPr>
             </w:pPr>
-            <w:proofErr w:type="spellStart"/>
-            <w:r>
-              <w:rPr>
-                <w:rFonts w:ascii="Times New Roman" w:eastAsia="Times New Roman" w:hAnsi="Times New Roman" w:cs="Times New Roman"/>
-                <w:sz w:val="24"/>
-                <w:szCs w:val="24"/>
-                <w:lang w:eastAsia="ru-RU"/>
-              </w:rPr>
-              <w:t>Must</w:t>
-            </w:r>
-            <w:proofErr w:type="spellEnd"/>
-            <w:r>
-              <w:rPr>
-                <w:rFonts w:ascii="Times New Roman" w:eastAsia="Times New Roman" w:hAnsi="Times New Roman" w:cs="Times New Roman"/>
-                <w:sz w:val="24"/>
-                <w:szCs w:val="24"/>
-                <w:lang w:eastAsia="ru-RU"/>
-              </w:rPr>
-              <w:t xml:space="preserve"> </w:t>
-            </w:r>
-            <w:proofErr w:type="spellStart"/>
-            <w:r>
-              <w:rPr>
-                <w:rFonts w:ascii="Times New Roman" w:eastAsia="Times New Roman" w:hAnsi="Times New Roman" w:cs="Times New Roman"/>
-                <w:sz w:val="24"/>
-                <w:szCs w:val="24"/>
-                <w:lang w:eastAsia="ru-RU"/>
-              </w:rPr>
-              <w:t>have</w:t>
-            </w:r>
-            <w:proofErr w:type="spellEnd"/>
+            <w:r>
+              <w:rPr>
+                <w:rFonts w:ascii="Times New Roman" w:eastAsia="Times New Roman" w:hAnsi="Times New Roman" w:cs="Times New Roman"/>
+                <w:sz w:val="24"/>
+                <w:szCs w:val="24"/>
+                <w:lang w:eastAsia="ru-RU"/>
+              </w:rPr>
+              <w:t>Must have</w:t>
+            </w:r>
           </w:p>
         </w:tc>
       </w:tr>
@@ -2963,27 +2693,7 @@
                 <w:szCs w:val="24"/>
                 <w:lang w:eastAsia="ru-RU"/>
               </w:rPr>
-              <w:t xml:space="preserve">Консультировать клиента о рисках невозвратных тарифов и избегать </w:t>
-            </w:r>
-            <w:proofErr w:type="spellStart"/>
-            <w:r>
-              <w:rPr>
-                <w:rFonts w:ascii="Times New Roman" w:eastAsia="Times New Roman" w:hAnsi="Times New Roman" w:cs="Times New Roman"/>
-                <w:sz w:val="24"/>
-                <w:szCs w:val="24"/>
-                <w:lang w:eastAsia="ru-RU"/>
-              </w:rPr>
-              <w:t>постпродажных</w:t>
-            </w:r>
-            <w:proofErr w:type="spellEnd"/>
-            <w:r>
-              <w:rPr>
-                <w:rFonts w:ascii="Times New Roman" w:eastAsia="Times New Roman" w:hAnsi="Times New Roman" w:cs="Times New Roman"/>
-                <w:sz w:val="24"/>
-                <w:szCs w:val="24"/>
-                <w:lang w:eastAsia="ru-RU"/>
-              </w:rPr>
-              <w:t xml:space="preserve"> конфликтов</w:t>
+              <w:t>Консультировать клиента о рисках невозвратных тарифов и избегать постпродажных конфликтов</w:t>
             </w:r>
           </w:p>
         </w:tc>
@@ -3015,37 +2725,15 @@
                 <w:lang w:eastAsia="ru-RU"/>
               </w:rPr>
             </w:pPr>
-            <w:proofErr w:type="spellStart"/>
-            <w:r>
-              <w:rPr>
-                <w:rFonts w:ascii="Times New Roman" w:eastAsia="Times New Roman" w:hAnsi="Times New Roman" w:cs="Times New Roman"/>
-                <w:sz w:val="24"/>
-                <w:szCs w:val="24"/>
-                <w:lang w:eastAsia="ru-RU"/>
-              </w:rPr>
-              <w:t>Should</w:t>
-            </w:r>
-            <w:proofErr w:type="spellEnd"/>
-            <w:r>
-              <w:rPr>
-                <w:rFonts w:ascii="Times New Roman" w:eastAsia="Times New Roman" w:hAnsi="Times New Roman" w:cs="Times New Roman"/>
-                <w:sz w:val="24"/>
-                <w:szCs w:val="24"/>
-                <w:lang w:eastAsia="ru-RU"/>
-              </w:rPr>
-              <w:t xml:space="preserve"> </w:t>
-            </w:r>
-            <w:proofErr w:type="spellStart"/>
-            <w:r>
-              <w:rPr>
-                <w:rFonts w:ascii="Times New Roman" w:eastAsia="Times New Roman" w:hAnsi="Times New Roman" w:cs="Times New Roman"/>
-                <w:sz w:val="24"/>
-                <w:szCs w:val="24"/>
-                <w:lang w:eastAsia="ru-RU"/>
-              </w:rPr>
-              <w:t>have</w:t>
-            </w:r>
-            <w:proofErr w:type="spellEnd"/>
+            <w:r>
+              <w:rPr>
+                <w:rFonts w:ascii="Times New Roman" w:eastAsia="Times New Roman" w:hAnsi="Times New Roman" w:cs="Times New Roman"/>
+                <w:sz w:val="24"/>
+                <w:szCs w:val="24"/>
+                <w:lang w:eastAsia="ru-RU"/>
+              </w:rPr>
+              <w:t>Should have</w:t>
+            </w:r>
           </w:p>
         </w:tc>
       </w:tr>
@@ -3166,19 +2854,8 @@
                 <w:szCs w:val="24"/>
                 <w:lang w:eastAsia="ru-RU"/>
               </w:rPr>
-              <w:t xml:space="preserve">В один клик добавлять к билету багаж, страховку и питание из мастер-каталога </w:t>
-            </w:r>
-            <w:proofErr w:type="spellStart"/>
-            <w:r>
-              <w:rPr>
-                <w:rFonts w:ascii="Times New Roman" w:eastAsia="Times New Roman" w:hAnsi="Times New Roman" w:cs="Times New Roman"/>
-                <w:sz w:val="24"/>
-                <w:szCs w:val="24"/>
-                <w:lang w:eastAsia="ru-RU"/>
-              </w:rPr>
-              <w:t>допуслуг</w:t>
-            </w:r>
-            <w:proofErr w:type="spellEnd"/>
+              <w:t>В один клик добавлять к билету багаж, страховку и питание из мастер-каталога допуслуг</w:t>
+            </w:r>
           </w:p>
         </w:tc>
         <w:tc>
@@ -3248,37 +2925,15 @@
                 <w:lang w:eastAsia="ru-RU"/>
               </w:rPr>
             </w:pPr>
-            <w:proofErr w:type="spellStart"/>
-            <w:r>
-              <w:rPr>
-                <w:rFonts w:ascii="Times New Roman" w:eastAsia="Times New Roman" w:hAnsi="Times New Roman" w:cs="Times New Roman"/>
-                <w:sz w:val="24"/>
-                <w:szCs w:val="24"/>
-                <w:lang w:eastAsia="ru-RU"/>
-              </w:rPr>
-              <w:t>Could</w:t>
-            </w:r>
-            <w:proofErr w:type="spellEnd"/>
-            <w:r>
-              <w:rPr>
-                <w:rFonts w:ascii="Times New Roman" w:eastAsia="Times New Roman" w:hAnsi="Times New Roman" w:cs="Times New Roman"/>
-                <w:sz w:val="24"/>
-                <w:szCs w:val="24"/>
-                <w:lang w:eastAsia="ru-RU"/>
-              </w:rPr>
-              <w:t xml:space="preserve"> </w:t>
-            </w:r>
-            <w:proofErr w:type="spellStart"/>
-            <w:r>
-              <w:rPr>
-                <w:rFonts w:ascii="Times New Roman" w:eastAsia="Times New Roman" w:hAnsi="Times New Roman" w:cs="Times New Roman"/>
-                <w:sz w:val="24"/>
-                <w:szCs w:val="24"/>
-                <w:lang w:eastAsia="ru-RU"/>
-              </w:rPr>
-              <w:t>have</w:t>
-            </w:r>
-            <w:proofErr w:type="spellEnd"/>
+            <w:r>
+              <w:rPr>
+                <w:rFonts w:ascii="Times New Roman" w:eastAsia="Times New Roman" w:hAnsi="Times New Roman" w:cs="Times New Roman"/>
+                <w:sz w:val="24"/>
+                <w:szCs w:val="24"/>
+                <w:lang w:eastAsia="ru-RU"/>
+              </w:rPr>
+              <w:t>Could have</w:t>
+            </w:r>
           </w:p>
         </w:tc>
       </w:tr>
@@ -3438,27 +3093,7 @@
                 <w:szCs w:val="24"/>
                 <w:lang w:eastAsia="ru-RU"/>
               </w:rPr>
-              <w:t xml:space="preserve">Перераспределять квоты и договариваться об </w:t>
-            </w:r>
-            <w:proofErr w:type="spellStart"/>
-            <w:r>
-              <w:rPr>
-                <w:rFonts w:ascii="Times New Roman" w:eastAsia="Times New Roman" w:hAnsi="Times New Roman" w:cs="Times New Roman"/>
-                <w:sz w:val="24"/>
-                <w:szCs w:val="24"/>
-                <w:lang w:eastAsia="ru-RU"/>
-              </w:rPr>
-              <w:t>improved</w:t>
-            </w:r>
-            <w:proofErr w:type="spellEnd"/>
-            <w:r>
-              <w:rPr>
-                <w:rFonts w:ascii="Times New Roman" w:eastAsia="Times New Roman" w:hAnsi="Times New Roman" w:cs="Times New Roman"/>
-                <w:sz w:val="24"/>
-                <w:szCs w:val="24"/>
-                <w:lang w:eastAsia="ru-RU"/>
-              </w:rPr>
-              <w:t xml:space="preserve"> комиссиях с поставщиками</w:t>
+              <w:t>Перераспределять квоты и договариваться об improved комиссиях с поставщиками</w:t>
             </w:r>
           </w:p>
         </w:tc>
@@ -3490,37 +3125,15 @@
                 <w:lang w:eastAsia="ru-RU"/>
               </w:rPr>
             </w:pPr>
-            <w:proofErr w:type="spellStart"/>
-            <w:r>
-              <w:rPr>
-                <w:rFonts w:ascii="Times New Roman" w:eastAsia="Times New Roman" w:hAnsi="Times New Roman" w:cs="Times New Roman"/>
-                <w:sz w:val="24"/>
-                <w:szCs w:val="24"/>
-                <w:lang w:eastAsia="ru-RU"/>
-              </w:rPr>
-              <w:t>Could</w:t>
-            </w:r>
-            <w:proofErr w:type="spellEnd"/>
-            <w:r>
-              <w:rPr>
-                <w:rFonts w:ascii="Times New Roman" w:eastAsia="Times New Roman" w:hAnsi="Times New Roman" w:cs="Times New Roman"/>
-                <w:sz w:val="24"/>
-                <w:szCs w:val="24"/>
-                <w:lang w:eastAsia="ru-RU"/>
-              </w:rPr>
-              <w:t xml:space="preserve"> </w:t>
-            </w:r>
-            <w:proofErr w:type="spellStart"/>
-            <w:r>
-              <w:rPr>
-                <w:rFonts w:ascii="Times New Roman" w:eastAsia="Times New Roman" w:hAnsi="Times New Roman" w:cs="Times New Roman"/>
-                <w:sz w:val="24"/>
-                <w:szCs w:val="24"/>
-                <w:lang w:eastAsia="ru-RU"/>
-              </w:rPr>
-              <w:t>have</w:t>
-            </w:r>
-            <w:proofErr w:type="spellEnd"/>
+            <w:r>
+              <w:rPr>
+                <w:rFonts w:ascii="Times New Roman" w:eastAsia="Times New Roman" w:hAnsi="Times New Roman" w:cs="Times New Roman"/>
+                <w:sz w:val="24"/>
+                <w:szCs w:val="24"/>
+                <w:lang w:eastAsia="ru-RU"/>
+              </w:rPr>
+              <w:t>Could have</w:t>
+            </w:r>
           </w:p>
         </w:tc>
       </w:tr>
@@ -3694,67 +3307,7 @@
                 <w:szCs w:val="24"/>
                 <w:lang w:eastAsia="ru-RU"/>
               </w:rPr>
-              <w:t>GDS (</w:t>
-            </w:r>
-            <w:proofErr w:type="spellStart"/>
-            <w:r>
-              <w:rPr>
-                <w:rFonts w:ascii="Times New Roman" w:eastAsia="Times New Roman" w:hAnsi="Times New Roman" w:cs="Times New Roman"/>
-                <w:sz w:val="24"/>
-                <w:szCs w:val="24"/>
-                <w:lang w:eastAsia="ru-RU"/>
-              </w:rPr>
-              <w:t>Global</w:t>
-            </w:r>
-            <w:proofErr w:type="spellEnd"/>
-            <w:r>
-              <w:rPr>
-                <w:rFonts w:ascii="Times New Roman" w:eastAsia="Times New Roman" w:hAnsi="Times New Roman" w:cs="Times New Roman"/>
-                <w:sz w:val="24"/>
-                <w:szCs w:val="24"/>
-                <w:lang w:eastAsia="ru-RU"/>
-              </w:rPr>
-              <w:t xml:space="preserve"> </w:t>
-            </w:r>
-            <w:proofErr w:type="spellStart"/>
-            <w:r>
-              <w:rPr>
-                <w:rFonts w:ascii="Times New Roman" w:eastAsia="Times New Roman" w:hAnsi="Times New Roman" w:cs="Times New Roman"/>
-                <w:sz w:val="24"/>
-                <w:szCs w:val="24"/>
-                <w:lang w:eastAsia="ru-RU"/>
-              </w:rPr>
-              <w:t>Distribution</w:t>
-            </w:r>
-            <w:proofErr w:type="spellEnd"/>
-            <w:r>
-              <w:rPr>
-                <w:rFonts w:ascii="Times New Roman" w:eastAsia="Times New Roman" w:hAnsi="Times New Roman" w:cs="Times New Roman"/>
-                <w:sz w:val="24"/>
-                <w:szCs w:val="24"/>
-                <w:lang w:eastAsia="ru-RU"/>
-              </w:rPr>
-              <w:t xml:space="preserve"> </w:t>
-            </w:r>
-            <w:proofErr w:type="spellStart"/>
-            <w:r>
-              <w:rPr>
-                <w:rFonts w:ascii="Times New Roman" w:eastAsia="Times New Roman" w:hAnsi="Times New Roman" w:cs="Times New Roman"/>
-                <w:sz w:val="24"/>
-                <w:szCs w:val="24"/>
-                <w:lang w:eastAsia="ru-RU"/>
-              </w:rPr>
-              <w:t>System</w:t>
-            </w:r>
-            <w:proofErr w:type="spellEnd"/>
-            <w:r>
-              <w:rPr>
-                <w:rFonts w:ascii="Times New Roman" w:eastAsia="Times New Roman" w:hAnsi="Times New Roman" w:cs="Times New Roman"/>
-                <w:sz w:val="24"/>
-                <w:szCs w:val="24"/>
-                <w:lang w:eastAsia="ru-RU"/>
-              </w:rPr>
-              <w:t>)</w:t>
+              <w:t>GDS (Global Distribution System)</w:t>
             </w:r>
           </w:p>
         </w:tc>
@@ -3793,67 +3346,7 @@
                 <w:szCs w:val="24"/>
                 <w:lang w:eastAsia="ru-RU"/>
               </w:rPr>
-              <w:t>Глобальная система дистрибуции авиабилетов (</w:t>
-            </w:r>
-            <w:proofErr w:type="spellStart"/>
-            <w:r>
-              <w:rPr>
-                <w:rFonts w:ascii="Times New Roman" w:eastAsia="Times New Roman" w:hAnsi="Times New Roman" w:cs="Times New Roman"/>
-                <w:sz w:val="24"/>
-                <w:szCs w:val="24"/>
-                <w:lang w:eastAsia="ru-RU"/>
-              </w:rPr>
-              <w:t>Sirena-Travel</w:t>
-            </w:r>
-            <w:proofErr w:type="spellEnd"/>
-            <w:r>
-              <w:rPr>
-                <w:rFonts w:ascii="Times New Roman" w:eastAsia="Times New Roman" w:hAnsi="Times New Roman" w:cs="Times New Roman"/>
-                <w:sz w:val="24"/>
-                <w:szCs w:val="24"/>
-                <w:lang w:eastAsia="ru-RU"/>
-              </w:rPr>
-              <w:t xml:space="preserve">, </w:t>
-            </w:r>
-            <w:proofErr w:type="spellStart"/>
-            <w:r>
-              <w:rPr>
-                <w:rFonts w:ascii="Times New Roman" w:eastAsia="Times New Roman" w:hAnsi="Times New Roman" w:cs="Times New Roman"/>
-                <w:sz w:val="24"/>
-                <w:szCs w:val="24"/>
-                <w:lang w:eastAsia="ru-RU"/>
-              </w:rPr>
-              <w:t>Amadeus</w:t>
-            </w:r>
-            <w:proofErr w:type="spellEnd"/>
-            <w:r>
-              <w:rPr>
-                <w:rFonts w:ascii="Times New Roman" w:eastAsia="Times New Roman" w:hAnsi="Times New Roman" w:cs="Times New Roman"/>
-                <w:sz w:val="24"/>
-                <w:szCs w:val="24"/>
-                <w:lang w:eastAsia="ru-RU"/>
-              </w:rPr>
-              <w:t xml:space="preserve">, </w:t>
-            </w:r>
-            <w:proofErr w:type="spellStart"/>
-            <w:r>
-              <w:rPr>
-                <w:rFonts w:ascii="Times New Roman" w:eastAsia="Times New Roman" w:hAnsi="Times New Roman" w:cs="Times New Roman"/>
-                <w:sz w:val="24"/>
-                <w:szCs w:val="24"/>
-                <w:lang w:eastAsia="ru-RU"/>
-              </w:rPr>
-              <w:t>Sabre</w:t>
-            </w:r>
-            <w:proofErr w:type="spellEnd"/>
-            <w:r>
-              <w:rPr>
-                <w:rFonts w:ascii="Times New Roman" w:eastAsia="Times New Roman" w:hAnsi="Times New Roman" w:cs="Times New Roman"/>
-                <w:sz w:val="24"/>
-                <w:szCs w:val="24"/>
-                <w:lang w:eastAsia="ru-RU"/>
-              </w:rPr>
-              <w:t>), предоставляющая доступ к тарифам авиакомпаний.</w:t>
+              <w:t>Глобальная система дистрибуции авиабилетов (Sirena-Travel, Amadeus, Sabre), предоставляющая доступ к тарифам авиакомпаний.</w:t>
             </w:r>
           </w:p>
         </w:tc>
@@ -3897,47 +3390,7 @@
                 <w:szCs w:val="24"/>
                 <w:lang w:eastAsia="ru-RU"/>
               </w:rPr>
-              <w:t>Нетто-тариф (</w:t>
-            </w:r>
-            <w:proofErr w:type="spellStart"/>
-            <w:r>
-              <w:rPr>
-                <w:rFonts w:ascii="Times New Roman" w:eastAsia="Times New Roman" w:hAnsi="Times New Roman" w:cs="Times New Roman"/>
-                <w:sz w:val="24"/>
-                <w:szCs w:val="24"/>
-                <w:lang w:eastAsia="ru-RU"/>
-              </w:rPr>
-              <w:t>Net</w:t>
-            </w:r>
-            <w:proofErr w:type="spellEnd"/>
-            <w:r>
-              <w:rPr>
-                <w:rFonts w:ascii="Times New Roman" w:eastAsia="Times New Roman" w:hAnsi="Times New Roman" w:cs="Times New Roman"/>
-                <w:sz w:val="24"/>
-                <w:szCs w:val="24"/>
-                <w:lang w:eastAsia="ru-RU"/>
-              </w:rPr>
-              <w:t xml:space="preserve"> </w:t>
-            </w:r>
-            <w:proofErr w:type="spellStart"/>
-            <w:r>
-              <w:rPr>
-                <w:rFonts w:ascii="Times New Roman" w:eastAsia="Times New Roman" w:hAnsi="Times New Roman" w:cs="Times New Roman"/>
-                <w:sz w:val="24"/>
-                <w:szCs w:val="24"/>
-                <w:lang w:eastAsia="ru-RU"/>
-              </w:rPr>
-              <w:t>Fare</w:t>
-            </w:r>
-            <w:proofErr w:type="spellEnd"/>
-            <w:r>
-              <w:rPr>
-                <w:rFonts w:ascii="Times New Roman" w:eastAsia="Times New Roman" w:hAnsi="Times New Roman" w:cs="Times New Roman"/>
-                <w:sz w:val="24"/>
-                <w:szCs w:val="24"/>
-                <w:lang w:eastAsia="ru-RU"/>
-              </w:rPr>
-              <w:t>)</w:t>
+              <w:t>Нетто-тариф (Net Fare)</w:t>
             </w:r>
           </w:p>
         </w:tc>
@@ -4020,27 +3473,7 @@
                 <w:szCs w:val="24"/>
                 <w:lang w:eastAsia="ru-RU"/>
               </w:rPr>
-              <w:t>Таксы (</w:t>
-            </w:r>
-            <w:proofErr w:type="spellStart"/>
-            <w:r>
-              <w:rPr>
-                <w:rFonts w:ascii="Times New Roman" w:eastAsia="Times New Roman" w:hAnsi="Times New Roman" w:cs="Times New Roman"/>
-                <w:sz w:val="24"/>
-                <w:szCs w:val="24"/>
-                <w:lang w:eastAsia="ru-RU"/>
-              </w:rPr>
-              <w:t>Taxes</w:t>
-            </w:r>
-            <w:proofErr w:type="spellEnd"/>
-            <w:r>
-              <w:rPr>
-                <w:rFonts w:ascii="Times New Roman" w:eastAsia="Times New Roman" w:hAnsi="Times New Roman" w:cs="Times New Roman"/>
-                <w:sz w:val="24"/>
-                <w:szCs w:val="24"/>
-                <w:lang w:eastAsia="ru-RU"/>
-              </w:rPr>
-              <w:t xml:space="preserve"> / YQ/YR)</w:t>
+              <w:t>Таксы (Taxes / YQ/YR)</w:t>
             </w:r>
           </w:p>
         </w:tc>
@@ -4206,67 +3639,7 @@
                 <w:szCs w:val="24"/>
                 <w:lang w:eastAsia="ru-RU"/>
               </w:rPr>
-              <w:t>PNR (</w:t>
-            </w:r>
-            <w:proofErr w:type="spellStart"/>
-            <w:r>
-              <w:rPr>
-                <w:rFonts w:ascii="Times New Roman" w:eastAsia="Times New Roman" w:hAnsi="Times New Roman" w:cs="Times New Roman"/>
-                <w:sz w:val="24"/>
-                <w:szCs w:val="24"/>
-                <w:lang w:eastAsia="ru-RU"/>
-              </w:rPr>
-              <w:t>Passenger</w:t>
-            </w:r>
-            <w:proofErr w:type="spellEnd"/>
-            <w:r>
-              <w:rPr>
-                <w:rFonts w:ascii="Times New Roman" w:eastAsia="Times New Roman" w:hAnsi="Times New Roman" w:cs="Times New Roman"/>
-                <w:sz w:val="24"/>
-                <w:szCs w:val="24"/>
-                <w:lang w:eastAsia="ru-RU"/>
-              </w:rPr>
-              <w:t xml:space="preserve"> </w:t>
-            </w:r>
-            <w:proofErr w:type="spellStart"/>
-            <w:r>
-              <w:rPr>
-                <w:rFonts w:ascii="Times New Roman" w:eastAsia="Times New Roman" w:hAnsi="Times New Roman" w:cs="Times New Roman"/>
-                <w:sz w:val="24"/>
-                <w:szCs w:val="24"/>
-                <w:lang w:eastAsia="ru-RU"/>
-              </w:rPr>
-              <w:t>Name</w:t>
-            </w:r>
-            <w:proofErr w:type="spellEnd"/>
-            <w:r>
-              <w:rPr>
-                <w:rFonts w:ascii="Times New Roman" w:eastAsia="Times New Roman" w:hAnsi="Times New Roman" w:cs="Times New Roman"/>
-                <w:sz w:val="24"/>
-                <w:szCs w:val="24"/>
-                <w:lang w:eastAsia="ru-RU"/>
-              </w:rPr>
-              <w:t xml:space="preserve"> </w:t>
-            </w:r>
-            <w:proofErr w:type="spellStart"/>
-            <w:r>
-              <w:rPr>
-                <w:rFonts w:ascii="Times New Roman" w:eastAsia="Times New Roman" w:hAnsi="Times New Roman" w:cs="Times New Roman"/>
-                <w:sz w:val="24"/>
-                <w:szCs w:val="24"/>
-                <w:lang w:eastAsia="ru-RU"/>
-              </w:rPr>
-              <w:t>Record</w:t>
-            </w:r>
-            <w:proofErr w:type="spellEnd"/>
-            <w:r>
-              <w:rPr>
-                <w:rFonts w:ascii="Times New Roman" w:eastAsia="Times New Roman" w:hAnsi="Times New Roman" w:cs="Times New Roman"/>
-                <w:sz w:val="24"/>
-                <w:szCs w:val="24"/>
-                <w:lang w:eastAsia="ru-RU"/>
-              </w:rPr>
-              <w:t>)</w:t>
+              <w:t>PNR (Passenger Name Record)</w:t>
             </w:r>
           </w:p>
         </w:tc>
@@ -4433,47 +3806,7 @@
                 <w:szCs w:val="24"/>
                 <w:lang w:eastAsia="ru-RU"/>
               </w:rPr>
-              <w:t>Прямой контракт (</w:t>
-            </w:r>
-            <w:proofErr w:type="spellStart"/>
-            <w:r>
-              <w:rPr>
-                <w:rFonts w:ascii="Times New Roman" w:eastAsia="Times New Roman" w:hAnsi="Times New Roman" w:cs="Times New Roman"/>
-                <w:sz w:val="24"/>
-                <w:szCs w:val="24"/>
-                <w:lang w:eastAsia="ru-RU"/>
-              </w:rPr>
-              <w:t>Direct</w:t>
-            </w:r>
-            <w:proofErr w:type="spellEnd"/>
-            <w:r>
-              <w:rPr>
-                <w:rFonts w:ascii="Times New Roman" w:eastAsia="Times New Roman" w:hAnsi="Times New Roman" w:cs="Times New Roman"/>
-                <w:sz w:val="24"/>
-                <w:szCs w:val="24"/>
-                <w:lang w:eastAsia="ru-RU"/>
-              </w:rPr>
-              <w:t xml:space="preserve"> </w:t>
-            </w:r>
-            <w:proofErr w:type="spellStart"/>
-            <w:r>
-              <w:rPr>
-                <w:rFonts w:ascii="Times New Roman" w:eastAsia="Times New Roman" w:hAnsi="Times New Roman" w:cs="Times New Roman"/>
-                <w:sz w:val="24"/>
-                <w:szCs w:val="24"/>
-                <w:lang w:eastAsia="ru-RU"/>
-              </w:rPr>
-              <w:t>Connect</w:t>
-            </w:r>
-            <w:proofErr w:type="spellEnd"/>
-            <w:r>
-              <w:rPr>
-                <w:rFonts w:ascii="Times New Roman" w:eastAsia="Times New Roman" w:hAnsi="Times New Roman" w:cs="Times New Roman"/>
-                <w:sz w:val="24"/>
-                <w:szCs w:val="24"/>
-                <w:lang w:eastAsia="ru-RU"/>
-              </w:rPr>
-              <w:t>)</w:t>
+              <w:t>Прямой контракт (Direct Connect)</w:t>
             </w:r>
           </w:p>
         </w:tc>
@@ -4512,27 +3845,7 @@
                 <w:szCs w:val="24"/>
                 <w:lang w:eastAsia="ru-RU"/>
               </w:rPr>
-              <w:t xml:space="preserve">Прямое соглашение между туроператором и авиакомпанией, позволяющее получать </w:t>
-            </w:r>
-            <w:proofErr w:type="spellStart"/>
-            <w:r>
-              <w:rPr>
-                <w:rFonts w:ascii="Times New Roman" w:eastAsia="Times New Roman" w:hAnsi="Times New Roman" w:cs="Times New Roman"/>
-                <w:sz w:val="24"/>
-                <w:szCs w:val="24"/>
-                <w:lang w:eastAsia="ru-RU"/>
-              </w:rPr>
-              <w:t>спецтарифы</w:t>
-            </w:r>
-            <w:proofErr w:type="spellEnd"/>
-            <w:r>
-              <w:rPr>
-                <w:rFonts w:ascii="Times New Roman" w:eastAsia="Times New Roman" w:hAnsi="Times New Roman" w:cs="Times New Roman"/>
-                <w:sz w:val="24"/>
-                <w:szCs w:val="24"/>
-                <w:lang w:eastAsia="ru-RU"/>
-              </w:rPr>
-              <w:t xml:space="preserve"> в обход стандартных GDS-пулов.</w:t>
+              <w:t>Прямое соглашение между туроператором и авиакомпанией, позволяющее получать спецтарифы в обход стандартных GDS-пулов.</w:t>
             </w:r>
           </w:p>
         </w:tc>
@@ -4576,19 +3889,8 @@
                 <w:szCs w:val="24"/>
                 <w:lang w:eastAsia="ru-RU"/>
               </w:rPr>
-              <w:t xml:space="preserve">Мастер-каталог </w:t>
-            </w:r>
-            <w:proofErr w:type="spellStart"/>
-            <w:r>
-              <w:rPr>
-                <w:rFonts w:ascii="Times New Roman" w:eastAsia="Times New Roman" w:hAnsi="Times New Roman" w:cs="Times New Roman"/>
-                <w:sz w:val="24"/>
-                <w:szCs w:val="24"/>
-                <w:lang w:eastAsia="ru-RU"/>
-              </w:rPr>
-              <w:t>допуслуг</w:t>
-            </w:r>
-            <w:proofErr w:type="spellEnd"/>
+              <w:t>Мастер-каталог допуслуг</w:t>
+            </w:r>
           </w:p>
         </w:tc>
         <w:tc>
@@ -4746,27 +4048,7 @@
           <w:color w:val="auto"/>
           <w:sz w:val="28"/>
         </w:rPr>
-        <w:t>Критерии качества на входе (</w:t>
-      </w:r>
-      <w:proofErr w:type="spellStart"/>
-      <w:r>
-        <w:rPr>
-          <w:rFonts w:ascii="Times New Roman" w:hAnsi="Times New Roman" w:cs="Times New Roman"/>
-          <w:b/>
-          <w:color w:val="auto"/>
-          <w:sz w:val="28"/>
-        </w:rPr>
-        <w:t>DoR</w:t>
-      </w:r>
-      <w:proofErr w:type="spellEnd"/>
-      <w:r>
-        <w:rPr>
-          <w:rFonts w:ascii="Times New Roman" w:hAnsi="Times New Roman" w:cs="Times New Roman"/>
-          <w:b/>
-          <w:color w:val="auto"/>
-          <w:sz w:val="28"/>
-        </w:rPr>
-        <w:t>)</w:t>
+        <w:t>Критерии качества на входе (DoR)</w:t>
       </w:r>
       <w:bookmarkEnd w:id="6"/>
     </w:p>
@@ -4790,47 +4072,7 @@
           <w:sz w:val="24"/>
           <w:szCs w:val="24"/>
         </w:rPr>
-        <w:t>Заключены договоры и настроены API-интеграции минимум с 2 GDS (</w:t>
-      </w:r>
-      <w:proofErr w:type="spellStart"/>
-      <w:r>
-        <w:rPr>
-          <w:rFonts w:ascii="Times New Roman" w:hAnsi="Times New Roman" w:cs="Times New Roman"/>
-          <w:bCs/>
-          <w:sz w:val="24"/>
-          <w:szCs w:val="24"/>
-        </w:rPr>
-        <w:t>Sirena</w:t>
-      </w:r>
-      <w:proofErr w:type="spellEnd"/>
-      <w:r>
-        <w:rPr>
-          <w:rFonts w:ascii="Times New Roman" w:hAnsi="Times New Roman" w:cs="Times New Roman"/>
-          <w:bCs/>
-          <w:sz w:val="24"/>
-          <w:szCs w:val="24"/>
-        </w:rPr>
-        <w:t xml:space="preserve">, </w:t>
-      </w:r>
-      <w:proofErr w:type="spellStart"/>
-      <w:r>
-        <w:rPr>
-          <w:rFonts w:ascii="Times New Roman" w:hAnsi="Times New Roman" w:cs="Times New Roman"/>
-          <w:bCs/>
-          <w:sz w:val="24"/>
-          <w:szCs w:val="24"/>
-        </w:rPr>
-        <w:t>Amadeus</w:t>
-      </w:r>
-      <w:proofErr w:type="spellEnd"/>
-      <w:r>
-        <w:rPr>
-          <w:rFonts w:ascii="Times New Roman" w:hAnsi="Times New Roman" w:cs="Times New Roman"/>
-          <w:bCs/>
-          <w:sz w:val="24"/>
-          <w:szCs w:val="24"/>
-        </w:rPr>
-        <w:t>).</w:t>
+        <w:t>Заключены договоры и настроены API-интеграции минимум с 2 GDS (Sirena, Amadeus).</w:t>
       </w:r>
     </w:p>
     <w:p>
@@ -4899,47 +4141,7 @@
           <w:sz w:val="24"/>
           <w:szCs w:val="24"/>
         </w:rPr>
-        <w:t xml:space="preserve">Макеты интерфейса утверждены для </w:t>
-      </w:r>
-      <w:proofErr w:type="spellStart"/>
-      <w:r>
-        <w:rPr>
-          <w:rFonts w:ascii="Times New Roman" w:hAnsi="Times New Roman" w:cs="Times New Roman"/>
-          <w:bCs/>
-          <w:sz w:val="24"/>
-          <w:szCs w:val="24"/>
-        </w:rPr>
-        <w:t>Desktop</w:t>
-      </w:r>
-      <w:proofErr w:type="spellEnd"/>
-      <w:r>
-        <w:rPr>
-          <w:rFonts w:ascii="Times New Roman" w:hAnsi="Times New Roman" w:cs="Times New Roman"/>
-          <w:bCs/>
-          <w:sz w:val="24"/>
-          <w:szCs w:val="24"/>
-        </w:rPr>
-        <w:t xml:space="preserve"> и </w:t>
-      </w:r>
-      <w:proofErr w:type="spellStart"/>
-      <w:r>
-        <w:rPr>
-          <w:rFonts w:ascii="Times New Roman" w:hAnsi="Times New Roman" w:cs="Times New Roman"/>
-          <w:bCs/>
-          <w:sz w:val="24"/>
-          <w:szCs w:val="24"/>
-        </w:rPr>
-        <w:t>Tablet</w:t>
-      </w:r>
-      <w:proofErr w:type="spellEnd"/>
-      <w:r>
-        <w:rPr>
-          <w:rFonts w:ascii="Times New Roman" w:hAnsi="Times New Roman" w:cs="Times New Roman"/>
-          <w:bCs/>
-          <w:sz w:val="24"/>
-          <w:szCs w:val="24"/>
-        </w:rPr>
-        <w:t>.</w:t>
+        <w:t>Макеты интерфейса утверждены для Desktop и Tablet.</w:t>
       </w:r>
     </w:p>
     <w:p>
@@ -5180,25 +4382,7 @@
           <w:sz w:val="24"/>
           <w:szCs w:val="24"/>
         </w:rPr>
-        <w:t xml:space="preserve"> При добавлении багажа на этапе бронирования цена в корзине пересчитывается мгновенно </w:t>
-      </w:r>
-      <w:proofErr w:type="gramStart"/>
-      <w:r>
-        <w:rPr>
-          <w:rFonts w:ascii="Times New Roman" w:hAnsi="Times New Roman" w:cs="Times New Roman"/>
-          <w:sz w:val="24"/>
-          <w:szCs w:val="24"/>
-        </w:rPr>
-        <w:t>(&lt; 1</w:t>
-      </w:r>
-      <w:proofErr w:type="gramEnd"/>
-      <w:r>
-        <w:rPr>
-          <w:rFonts w:ascii="Times New Roman" w:hAnsi="Times New Roman" w:cs="Times New Roman"/>
-          <w:sz w:val="24"/>
-          <w:szCs w:val="24"/>
-        </w:rPr>
-        <w:t xml:space="preserve"> сек).</w:t>
+        <w:t> При добавлении багажа на этапе бронирования цена в корзине пересчитывается мгновенно (&lt; 1 сек).</w:t>
       </w:r>
     </w:p>
     <w:p/>
@@ -5242,55 +4426,7 @@
           <w:rFonts w:ascii="Times New Roman" w:hAnsi="Times New Roman" w:cs="Times New Roman"/>
           <w:sz w:val="24"/>
         </w:rPr>
-        <w:t>Первая версия работает с GDS «</w:t>
-      </w:r>
-      <w:proofErr w:type="spellStart"/>
-      <w:r>
-        <w:rPr>
-          <w:rFonts w:ascii="Times New Roman" w:hAnsi="Times New Roman" w:cs="Times New Roman"/>
-          <w:sz w:val="24"/>
-        </w:rPr>
-        <w:t>Sirena-Travel</w:t>
-      </w:r>
-      <w:proofErr w:type="spellEnd"/>
-      <w:r>
-        <w:rPr>
-          <w:rFonts w:ascii="Times New Roman" w:hAnsi="Times New Roman" w:cs="Times New Roman"/>
-          <w:sz w:val="24"/>
-        </w:rPr>
-        <w:t>» и «</w:t>
-      </w:r>
-      <w:proofErr w:type="spellStart"/>
-      <w:r>
-        <w:rPr>
-          <w:rFonts w:ascii="Times New Roman" w:hAnsi="Times New Roman" w:cs="Times New Roman"/>
-          <w:sz w:val="24"/>
-        </w:rPr>
-        <w:t>Amadeus</w:t>
-      </w:r>
-      <w:proofErr w:type="spellEnd"/>
-      <w:r>
-        <w:rPr>
-          <w:rFonts w:ascii="Times New Roman" w:hAnsi="Times New Roman" w:cs="Times New Roman"/>
-          <w:sz w:val="24"/>
-        </w:rPr>
-        <w:t>»; интеграция с «</w:t>
-      </w:r>
-      <w:proofErr w:type="spellStart"/>
-      <w:r>
-        <w:rPr>
-          <w:rFonts w:ascii="Times New Roman" w:hAnsi="Times New Roman" w:cs="Times New Roman"/>
-          <w:sz w:val="24"/>
-        </w:rPr>
-        <w:t>Sabre</w:t>
-      </w:r>
-      <w:proofErr w:type="spellEnd"/>
-      <w:r>
-        <w:rPr>
-          <w:rFonts w:ascii="Times New Roman" w:hAnsi="Times New Roman" w:cs="Times New Roman"/>
-          <w:sz w:val="24"/>
-        </w:rPr>
-        <w:t>» и зарубежными лоукостерами (через API агрегаторов) запланирована на вторую очередь.</w:t>
+        <w:t>Первая версия работает с GDS «Sirena-Travel» и «Amadeus»; интеграция с «Sabre» и зарубежными лоукостерами (через API агрегаторов) запланирована на вторую очередь.</w:t>
       </w:r>
     </w:p>
     <w:p>
@@ -5328,23 +4464,7 @@
           <w:rFonts w:ascii="Times New Roman" w:hAnsi="Times New Roman" w:cs="Times New Roman"/>
           <w:sz w:val="24"/>
         </w:rPr>
-        <w:t xml:space="preserve">Мастер-каталог </w:t>
-      </w:r>
-      <w:proofErr w:type="spellStart"/>
-      <w:r>
-        <w:rPr>
-          <w:rFonts w:ascii="Times New Roman" w:hAnsi="Times New Roman" w:cs="Times New Roman"/>
-          <w:sz w:val="24"/>
-        </w:rPr>
-        <w:t>допуслуг</w:t>
-      </w:r>
-      <w:proofErr w:type="spellEnd"/>
-      <w:r>
-        <w:rPr>
-          <w:rFonts w:ascii="Times New Roman" w:hAnsi="Times New Roman" w:cs="Times New Roman"/>
-          <w:sz w:val="24"/>
-        </w:rPr>
-        <w:t xml:space="preserve"> в MVP включает только багаж и питание; страховка и трансферы — на следующем этапе.</w:t>
+        <w:t>Мастер-каталог допуслуг в MVP включает только багаж и питание; страховка и трансферы — на следующем этапе.</w:t>
       </w:r>
     </w:p>
     <w:p>
@@ -5401,39 +4521,7 @@
           <w:rFonts w:ascii="Times New Roman" w:hAnsi="Times New Roman" w:cs="Times New Roman"/>
           <w:bCs/>
         </w:rPr>
-        <w:t>Переход от «</w:t>
-      </w:r>
-      <w:proofErr w:type="spellStart"/>
-      <w:r>
-        <w:rPr>
-          <w:rFonts w:ascii="Times New Roman" w:hAnsi="Times New Roman" w:cs="Times New Roman"/>
-          <w:bCs/>
-        </w:rPr>
-        <w:t>многоджобного</w:t>
-      </w:r>
-      <w:proofErr w:type="spellEnd"/>
-      <w:r>
-        <w:rPr>
-          <w:rFonts w:ascii="Times New Roman" w:hAnsi="Times New Roman" w:cs="Times New Roman"/>
-          <w:bCs/>
-        </w:rPr>
-        <w:t>» подбора к «</w:t>
-      </w:r>
-      <w:proofErr w:type="spellStart"/>
-      <w:r>
-        <w:rPr>
-          <w:rFonts w:ascii="Times New Roman" w:hAnsi="Times New Roman" w:cs="Times New Roman"/>
-          <w:bCs/>
-        </w:rPr>
-        <w:t>одноэкранной</w:t>
-      </w:r>
-      <w:proofErr w:type="spellEnd"/>
-      <w:r>
-        <w:rPr>
-          <w:rFonts w:ascii="Times New Roman" w:hAnsi="Times New Roman" w:cs="Times New Roman"/>
-          <w:bCs/>
-        </w:rPr>
-        <w:t>» модели принятия решения.</w:t>
+        <w:t>Переход от «многоджобного» подбора к «одноэкранной» модели принятия решения.</w:t>
       </w:r>
     </w:p>
     <w:p>
@@ -5453,96 +4541,14 @@
           <w:b/>
           <w:bCs/>
         </w:rPr>
-        <w:t>Единый шлюз (</w:t>
-      </w:r>
-      <w:proofErr w:type="spellStart"/>
-      <w:r>
-        <w:rPr>
-          <w:rFonts w:ascii="Times New Roman" w:hAnsi="Times New Roman" w:cs="Times New Roman"/>
-          <w:b/>
+        <w:t>Единый шлюз (Gateway):</w:t>
+      </w:r>
+      <w:r>
+        <w:rPr>
+          <w:rFonts w:ascii="Times New Roman" w:hAnsi="Times New Roman" w:cs="Times New Roman"/>
           <w:bCs/>
         </w:rPr>
-        <w:t>Gateway</w:t>
-      </w:r>
-      <w:proofErr w:type="spellEnd"/>
-      <w:r>
-        <w:rPr>
-          <w:rFonts w:ascii="Times New Roman" w:hAnsi="Times New Roman" w:cs="Times New Roman"/>
-          <w:b/>
-          <w:bCs/>
-        </w:rPr>
-        <w:t>):</w:t>
-      </w:r>
-      <w:r>
-        <w:rPr>
-          <w:rFonts w:ascii="Times New Roman" w:hAnsi="Times New Roman" w:cs="Times New Roman"/>
-          <w:bCs/>
-        </w:rPr>
-        <w:t> </w:t>
-      </w:r>
-      <w:proofErr w:type="spellStart"/>
-      <w:r>
-        <w:rPr>
-          <w:rFonts w:ascii="Times New Roman" w:hAnsi="Times New Roman" w:cs="Times New Roman"/>
-          <w:bCs/>
-        </w:rPr>
-        <w:t>Backend</w:t>
-      </w:r>
-      <w:proofErr w:type="spellEnd"/>
-      <w:r>
-        <w:rPr>
-          <w:rFonts w:ascii="Times New Roman" w:hAnsi="Times New Roman" w:cs="Times New Roman"/>
-          <w:bCs/>
-        </w:rPr>
-        <w:t>-сервис «</w:t>
-      </w:r>
-      <w:proofErr w:type="spellStart"/>
-      <w:r>
-        <w:rPr>
-          <w:rFonts w:ascii="Times New Roman" w:hAnsi="Times New Roman" w:cs="Times New Roman"/>
-          <w:bCs/>
-        </w:rPr>
-        <w:t>Flight</w:t>
-      </w:r>
-      <w:proofErr w:type="spellEnd"/>
-      <w:r>
-        <w:rPr>
-          <w:rFonts w:ascii="Times New Roman" w:hAnsi="Times New Roman" w:cs="Times New Roman"/>
-          <w:bCs/>
-        </w:rPr>
-        <w:t xml:space="preserve"> </w:t>
-      </w:r>
-      <w:proofErr w:type="spellStart"/>
-      <w:r>
-        <w:rPr>
-          <w:rFonts w:ascii="Times New Roman" w:hAnsi="Times New Roman" w:cs="Times New Roman"/>
-          <w:bCs/>
-        </w:rPr>
-        <w:t>Aggregator</w:t>
-      </w:r>
-      <w:proofErr w:type="spellEnd"/>
-      <w:r>
-        <w:rPr>
-          <w:rFonts w:ascii="Times New Roman" w:hAnsi="Times New Roman" w:cs="Times New Roman"/>
-          <w:bCs/>
-        </w:rPr>
-        <w:t xml:space="preserve">» одновременно отправляет асинхронные запросы во все GDS и внутреннюю базу прямых контрактов, затем агрегирует, </w:t>
-      </w:r>
-      <w:proofErr w:type="spellStart"/>
-      <w:r>
-        <w:rPr>
-          <w:rFonts w:ascii="Times New Roman" w:hAnsi="Times New Roman" w:cs="Times New Roman"/>
-          <w:bCs/>
-        </w:rPr>
-        <w:t>дедуплицирует</w:t>
-      </w:r>
-      <w:proofErr w:type="spellEnd"/>
-      <w:r>
-        <w:rPr>
-          <w:rFonts w:ascii="Times New Roman" w:hAnsi="Times New Roman" w:cs="Times New Roman"/>
-          <w:bCs/>
-        </w:rPr>
-        <w:t xml:space="preserve"> (по номеру рейса, времени вылета и классу) и нормализует ответ.</w:t>
+        <w:t> Backend-сервис «Flight Aggregator» одновременно отправляет асинхронные запросы во все GDS и внутреннюю базу прямых контрактов, затем агрегирует, дедуплицирует (по номеру рейса, времени вылета и классу) и нормализует ответ.</w:t>
       </w:r>
     </w:p>
     <w:p>
@@ -5562,25 +4568,7 @@
           <w:b/>
           <w:bCs/>
         </w:rPr>
-        <w:t xml:space="preserve">Динамический </w:t>
-      </w:r>
-      <w:proofErr w:type="spellStart"/>
-      <w:r>
-        <w:rPr>
-          <w:rFonts w:ascii="Times New Roman" w:hAnsi="Times New Roman" w:cs="Times New Roman"/>
-          <w:b/>
-          <w:bCs/>
-        </w:rPr>
-        <w:t>прайсинг</w:t>
-      </w:r>
-      <w:proofErr w:type="spellEnd"/>
-      <w:r>
-        <w:rPr>
-          <w:rFonts w:ascii="Times New Roman" w:hAnsi="Times New Roman" w:cs="Times New Roman"/>
-          <w:b/>
-          <w:bCs/>
-        </w:rPr>
-        <w:t>:</w:t>
+        <w:t>Динамический прайсинг:</w:t>
       </w:r>
       <w:r>
         <w:rPr>
@@ -5665,6 +4653,67 @@
         </w:rPr>
       </w:pPr>
       <w:bookmarkStart w:id="10" w:name="_Toc233299592"/>
+      <w:r>
+        <w:rPr>
+          <w:rFonts w:ascii="Times New Roman" w:hAnsi="Times New Roman" w:cs="Times New Roman"/>
+          <w:b/>
+          <w:color w:val="auto"/>
+          <w:sz w:val="28"/>
+        </w:rPr>
+        <w:lastRenderedPageBreak/>
+        <w:t>Модель процесса</w:t>
+      </w:r>
+    </w:p>
+    <w:p>
+      <w:r>
+        <w:drawing>
+          <wp:inline distT="0" distB="0" distL="0" distR="0" wp14:anchorId="33F04CBD" wp14:editId="725478CA">
+            <wp:extent cx="5940425" cy="4342765"/>
+            <wp:effectExtent l="0" t="0" r="3175" b="635"/>
+            <wp:docPr id="1" name="Рисунок 1"/>
+            <wp:cNvGraphicFramePr>
+              <a:graphicFrameLocks xmlns:a="http://schemas.openxmlformats.org/drawingml/2006/main" noChangeAspect="1"/>
+            </wp:cNvGraphicFramePr>
+            <a:graphic xmlns:a="http://schemas.openxmlformats.org/drawingml/2006/main">
+              <a:graphicData uri="http://schemas.openxmlformats.org/drawingml/2006/picture">
+                <pic:pic xmlns:pic="http://schemas.openxmlformats.org/drawingml/2006/picture">
+                  <pic:nvPicPr>
+                    <pic:cNvPr id="1" name=""/>
+                    <pic:cNvPicPr/>
+                  </pic:nvPicPr>
+                  <pic:blipFill>
+                    <a:blip r:embed="rId6"/>
+                    <a:stretch>
+                      <a:fillRect/>
+                    </a:stretch>
+                  </pic:blipFill>
+                  <pic:spPr>
+                    <a:xfrm>
+                      <a:off x="0" y="0"/>
+                      <a:ext cx="5940425" cy="4342765"/>
+                    </a:xfrm>
+                    <a:prstGeom prst="rect">
+                      <a:avLst/>
+                    </a:prstGeom>
+                  </pic:spPr>
+                </pic:pic>
+              </a:graphicData>
+            </a:graphic>
+          </wp:inline>
+        </w:drawing>
+      </w:r>
+    </w:p>
+    <w:p>
+      <w:pPr>
+        <w:pStyle w:val="2"/>
+        <w:spacing w:after="240"/>
+        <w:rPr>
+          <w:rFonts w:ascii="Times New Roman" w:hAnsi="Times New Roman" w:cs="Times New Roman"/>
+          <w:b/>
+          <w:color w:val="auto"/>
+          <w:sz w:val="28"/>
+        </w:rPr>
+      </w:pPr>
       <w:r>
         <w:rPr>
           <w:rFonts w:ascii="Times New Roman" w:hAnsi="Times New Roman" w:cs="Times New Roman"/>
@@ -5850,27 +4899,7 @@
                 <w:szCs w:val="24"/>
                 <w:lang w:eastAsia="ru-RU"/>
               </w:rPr>
-              <w:t xml:space="preserve">Единая строка поиска. Система должна принимать города/аэропорты (с </w:t>
-            </w:r>
-            <w:proofErr w:type="spellStart"/>
-            <w:r>
-              <w:rPr>
-                <w:rFonts w:ascii="Times New Roman" w:eastAsia="Times New Roman" w:hAnsi="Times New Roman" w:cs="Times New Roman"/>
-                <w:sz w:val="24"/>
-                <w:szCs w:val="24"/>
-                <w:lang w:eastAsia="ru-RU"/>
-              </w:rPr>
-              <w:t>автоподстановкой</w:t>
-            </w:r>
-            <w:proofErr w:type="spellEnd"/>
-            <w:r>
-              <w:rPr>
-                <w:rFonts w:ascii="Times New Roman" w:eastAsia="Times New Roman" w:hAnsi="Times New Roman" w:cs="Times New Roman"/>
-                <w:sz w:val="24"/>
-                <w:szCs w:val="24"/>
-                <w:lang w:eastAsia="ru-RU"/>
-              </w:rPr>
-              <w:t xml:space="preserve"> IATA-кодов), даты, количество пассажиров и класс обслуживания в одной форме.</w:t>
+              <w:t>Единая строка поиска. Система должна принимать города/аэропорты (с автоподстановкой IATA-кодов), даты, количество пассажиров и класс обслуживания в одной форме.</w:t>
             </w:r>
           </w:p>
         </w:tc>
@@ -6329,7 +5358,6 @@
                 <w:szCs w:val="24"/>
                 <w:lang w:eastAsia="ru-RU"/>
               </w:rPr>
-              <w:lastRenderedPageBreak/>
               <w:t>FR-07</w:t>
             </w:r>
           </w:p>
@@ -6452,27 +5480,7 @@
                 <w:szCs w:val="24"/>
                 <w:lang w:eastAsia="ru-RU"/>
               </w:rPr>
-              <w:t xml:space="preserve">Кросс-сейл </w:t>
-            </w:r>
-            <w:proofErr w:type="spellStart"/>
-            <w:r>
-              <w:rPr>
-                <w:rFonts w:ascii="Times New Roman" w:eastAsia="Times New Roman" w:hAnsi="Times New Roman" w:cs="Times New Roman"/>
-                <w:sz w:val="24"/>
-                <w:szCs w:val="24"/>
-                <w:lang w:eastAsia="ru-RU"/>
-              </w:rPr>
-              <w:t>допуслуг</w:t>
-            </w:r>
-            <w:proofErr w:type="spellEnd"/>
-            <w:r>
-              <w:rPr>
-                <w:rFonts w:ascii="Times New Roman" w:eastAsia="Times New Roman" w:hAnsi="Times New Roman" w:cs="Times New Roman"/>
-                <w:sz w:val="24"/>
-                <w:szCs w:val="24"/>
-                <w:lang w:eastAsia="ru-RU"/>
-              </w:rPr>
-              <w:t>. На шаге оформления пассажиров предлагать добавить багаж, выбор места, питание из мастер-каталога с пересчетом итоговой стоимости.</w:t>
+              <w:t>Кросс-сейл допуслуг. На шаге оформления пассажиров предлагать добавить багаж, выбор места, питание из мастер-каталога с пересчетом итоговой стоимости.</w:t>
             </w:r>
           </w:p>
         </w:tc>
@@ -6516,6 +5524,7 @@
                 <w:szCs w:val="24"/>
                 <w:lang w:eastAsia="ru-RU"/>
               </w:rPr>
+              <w:lastRenderedPageBreak/>
               <w:t>FR-09</w:t>
             </w:r>
           </w:p>
@@ -6582,7 +5591,6 @@
         </w:rPr>
       </w:pPr>
       <w:bookmarkStart w:id="11" w:name="_Toc233299593"/>
-      <w:proofErr w:type="spellStart"/>
       <w:r>
         <w:rPr>
           <w:rFonts w:ascii="Times New Roman" w:hAnsi="Times New Roman" w:cs="Times New Roman"/>
@@ -6590,37 +5598,7 @@
           <w:color w:val="auto"/>
           <w:sz w:val="28"/>
         </w:rPr>
-        <w:t>Use</w:t>
-      </w:r>
-      <w:proofErr w:type="spellEnd"/>
-      <w:r>
-        <w:rPr>
-          <w:rFonts w:ascii="Times New Roman" w:hAnsi="Times New Roman" w:cs="Times New Roman"/>
-          <w:b/>
-          <w:color w:val="auto"/>
-          <w:sz w:val="28"/>
-        </w:rPr>
-        <w:t xml:space="preserve"> </w:t>
-      </w:r>
-      <w:proofErr w:type="spellStart"/>
-      <w:r>
-        <w:rPr>
-          <w:rFonts w:ascii="Times New Roman" w:hAnsi="Times New Roman" w:cs="Times New Roman"/>
-          <w:b/>
-          <w:color w:val="auto"/>
-          <w:sz w:val="28"/>
-        </w:rPr>
-        <w:t>Cases</w:t>
-      </w:r>
-      <w:proofErr w:type="spellEnd"/>
-      <w:r>
-        <w:rPr>
-          <w:rFonts w:ascii="Times New Roman" w:hAnsi="Times New Roman" w:cs="Times New Roman"/>
-          <w:b/>
-          <w:color w:val="auto"/>
-          <w:sz w:val="28"/>
-        </w:rPr>
-        <w:t xml:space="preserve"> (Сценарии использования)</w:t>
+        <w:t>Use Cases (Сценарии использования)</w:t>
       </w:r>
       <w:bookmarkEnd w:id="11"/>
     </w:p>
@@ -6645,16 +5623,7 @@
           <w:rFonts w:ascii="Times New Roman" w:hAnsi="Times New Roman" w:cs="Times New Roman"/>
           <w:sz w:val="24"/>
         </w:rPr>
-        <w:t> UC</w:t>
-      </w:r>
-      <w:bookmarkStart w:id="12" w:name="_GoBack"/>
-      <w:bookmarkEnd w:id="12"/>
-      <w:r>
-        <w:rPr>
-          <w:rFonts w:ascii="Times New Roman" w:hAnsi="Times New Roman" w:cs="Times New Roman"/>
-          <w:sz w:val="24"/>
-        </w:rPr>
-        <w:t>-01</w:t>
+        <w:t> UC-01</w:t>
       </w:r>
       <w:r>
         <w:rPr>
@@ -6723,55 +5692,7 @@
           <w:rFonts w:ascii="Times New Roman" w:hAnsi="Times New Roman" w:cs="Times New Roman"/>
           <w:sz w:val="24"/>
         </w:rPr>
-        <w:t> Менеджер по бронированию (</w:t>
-      </w:r>
-      <w:proofErr w:type="spellStart"/>
-      <w:r>
-        <w:rPr>
-          <w:rFonts w:ascii="Times New Roman" w:hAnsi="Times New Roman" w:cs="Times New Roman"/>
-          <w:sz w:val="24"/>
-        </w:rPr>
-        <w:t>Primary</w:t>
-      </w:r>
-      <w:proofErr w:type="spellEnd"/>
-      <w:r>
-        <w:rPr>
-          <w:rFonts w:ascii="Times New Roman" w:hAnsi="Times New Roman" w:cs="Times New Roman"/>
-          <w:sz w:val="24"/>
-        </w:rPr>
-        <w:t>), Система, Модуль «</w:t>
-      </w:r>
-      <w:proofErr w:type="spellStart"/>
-      <w:r>
-        <w:rPr>
-          <w:rFonts w:ascii="Times New Roman" w:hAnsi="Times New Roman" w:cs="Times New Roman"/>
-          <w:sz w:val="24"/>
-        </w:rPr>
-        <w:t>Flight</w:t>
-      </w:r>
-      <w:proofErr w:type="spellEnd"/>
-      <w:r>
-        <w:rPr>
-          <w:rFonts w:ascii="Times New Roman" w:hAnsi="Times New Roman" w:cs="Times New Roman"/>
-          <w:sz w:val="24"/>
-        </w:rPr>
-        <w:t xml:space="preserve"> </w:t>
-      </w:r>
-      <w:proofErr w:type="spellStart"/>
-      <w:r>
-        <w:rPr>
-          <w:rFonts w:ascii="Times New Roman" w:hAnsi="Times New Roman" w:cs="Times New Roman"/>
-          <w:sz w:val="24"/>
-        </w:rPr>
-        <w:t>Aggregator</w:t>
-      </w:r>
-      <w:proofErr w:type="spellEnd"/>
-      <w:r>
-        <w:rPr>
-          <w:rFonts w:ascii="Times New Roman" w:hAnsi="Times New Roman" w:cs="Times New Roman"/>
-          <w:sz w:val="24"/>
-        </w:rPr>
-        <w:t>».</w:t>
+        <w:t> Менеджер по бронированию (Primary), Система, Модуль «Flight Aggregator».</w:t>
       </w:r>
       <w:r>
         <w:rPr>
@@ -6794,39 +5715,7 @@
           <w:rFonts w:ascii="Times New Roman" w:hAnsi="Times New Roman" w:cs="Times New Roman"/>
           <w:sz w:val="24"/>
         </w:rPr>
-        <w:t> Менеджер авторизован. GDS «</w:t>
-      </w:r>
-      <w:proofErr w:type="spellStart"/>
-      <w:r>
-        <w:rPr>
-          <w:rFonts w:ascii="Times New Roman" w:hAnsi="Times New Roman" w:cs="Times New Roman"/>
-          <w:sz w:val="24"/>
-        </w:rPr>
-        <w:t>Sirena</w:t>
-      </w:r>
-      <w:proofErr w:type="spellEnd"/>
-      <w:r>
-        <w:rPr>
-          <w:rFonts w:ascii="Times New Roman" w:hAnsi="Times New Roman" w:cs="Times New Roman"/>
-          <w:sz w:val="24"/>
-        </w:rPr>
-        <w:t>» и «</w:t>
-      </w:r>
-      <w:proofErr w:type="spellStart"/>
-      <w:r>
-        <w:rPr>
-          <w:rFonts w:ascii="Times New Roman" w:hAnsi="Times New Roman" w:cs="Times New Roman"/>
-          <w:sz w:val="24"/>
-        </w:rPr>
-        <w:t>Amadeus</w:t>
-      </w:r>
-      <w:proofErr w:type="spellEnd"/>
-      <w:r>
-        <w:rPr>
-          <w:rFonts w:ascii="Times New Roman" w:hAnsi="Times New Roman" w:cs="Times New Roman"/>
-          <w:sz w:val="24"/>
-        </w:rPr>
-        <w:t>» онлайн. Загружена матрица наценок (Турция: +7% к нетто, фикс. сбор 500 руб.). Курс USD/EUR актуален.</w:t>
+        <w:t> Менеджер авторизован. GDS «Sirena» и «Amadeus» онлайн. Загружена матрица наценок (Турция: +7% к нетто, фикс. сбор 500 руб.). Курс USD/EUR актуален.</w:t>
       </w:r>
       <w:r>
         <w:rPr>
@@ -6884,23 +5773,7 @@
           <w:rFonts w:ascii="Times New Roman" w:hAnsi="Times New Roman" w:cs="Times New Roman"/>
           <w:sz w:val="24"/>
         </w:rPr>
-        <w:t>Менеджер вводит</w:t>
-      </w:r>
-      <w:proofErr w:type="gramStart"/>
-      <w:r>
-        <w:rPr>
-          <w:rFonts w:ascii="Times New Roman" w:hAnsi="Times New Roman" w:cs="Times New Roman"/>
-          <w:sz w:val="24"/>
-        </w:rPr>
-        <w:t>: Откуда</w:t>
-      </w:r>
-      <w:proofErr w:type="gramEnd"/>
-      <w:r>
-        <w:rPr>
-          <w:rFonts w:ascii="Times New Roman" w:hAnsi="Times New Roman" w:cs="Times New Roman"/>
-          <w:sz w:val="24"/>
-        </w:rPr>
-        <w:t xml:space="preserve"> «MOW» (все аэропорты Москвы), Куда «AYT», Даты 15.06 – 25.06, 2 взрослых, Эконом.</w:t>
+        <w:t>Менеджер вводит: Откуда «MOW» (все аэропорты Москвы), Куда «AYT», Даты 15.06 – 25.06, 2 взрослых, Эконом.</w:t>
       </w:r>
     </w:p>
     <w:p>
@@ -6919,39 +5792,7 @@
           <w:rFonts w:ascii="Times New Roman" w:hAnsi="Times New Roman" w:cs="Times New Roman"/>
           <w:sz w:val="24"/>
         </w:rPr>
-        <w:t>Система отправляет параллельные запросы в «</w:t>
-      </w:r>
-      <w:proofErr w:type="spellStart"/>
-      <w:r>
-        <w:rPr>
-          <w:rFonts w:ascii="Times New Roman" w:hAnsi="Times New Roman" w:cs="Times New Roman"/>
-          <w:sz w:val="24"/>
-        </w:rPr>
-        <w:t>Sirena</w:t>
-      </w:r>
-      <w:proofErr w:type="spellEnd"/>
-      <w:r>
-        <w:rPr>
-          <w:rFonts w:ascii="Times New Roman" w:hAnsi="Times New Roman" w:cs="Times New Roman"/>
-          <w:sz w:val="24"/>
-        </w:rPr>
-        <w:t>» и «</w:t>
-      </w:r>
-      <w:proofErr w:type="spellStart"/>
-      <w:r>
-        <w:rPr>
-          <w:rFonts w:ascii="Times New Roman" w:hAnsi="Times New Roman" w:cs="Times New Roman"/>
-          <w:sz w:val="24"/>
-        </w:rPr>
-        <w:t>Amadeus</w:t>
-      </w:r>
-      <w:proofErr w:type="spellEnd"/>
-      <w:r>
-        <w:rPr>
-          <w:rFonts w:ascii="Times New Roman" w:hAnsi="Times New Roman" w:cs="Times New Roman"/>
-          <w:sz w:val="24"/>
-        </w:rPr>
-        <w:t>», а также проверяет базу прямых контрактов.</w:t>
+        <w:t>Система отправляет параллельные запросы в «Sirena» и «Amadeus», а также проверяет базу прямых контрактов.</w:t>
       </w:r>
     </w:p>
     <w:p>
@@ -6970,23 +5811,7 @@
           <w:rFonts w:ascii="Times New Roman" w:hAnsi="Times New Roman" w:cs="Times New Roman"/>
           <w:sz w:val="24"/>
         </w:rPr>
-        <w:t xml:space="preserve">Система получает 120 вариантов перелета, </w:t>
-      </w:r>
-      <w:proofErr w:type="spellStart"/>
-      <w:r>
-        <w:rPr>
-          <w:rFonts w:ascii="Times New Roman" w:hAnsi="Times New Roman" w:cs="Times New Roman"/>
-          <w:sz w:val="24"/>
-        </w:rPr>
-        <w:t>дедуплицирует</w:t>
-      </w:r>
-      <w:proofErr w:type="spellEnd"/>
-      <w:r>
-        <w:rPr>
-          <w:rFonts w:ascii="Times New Roman" w:hAnsi="Times New Roman" w:cs="Times New Roman"/>
-          <w:sz w:val="24"/>
-        </w:rPr>
-        <w:t xml:space="preserve"> одинаковые рейсы и рассчитывает финальную B2C-цену и маржинальность для каждого.</w:t>
+        <w:t>Система получает 120 вариантов перелета, дедуплицирует одинаковые рейсы и рассчитывает финальную B2C-цену и маржинальность для каждого.</w:t>
       </w:r>
     </w:p>
     <w:p>
@@ -7024,55 +5849,7 @@
           <w:rFonts w:ascii="Times New Roman" w:hAnsi="Times New Roman" w:cs="Times New Roman"/>
           <w:sz w:val="24"/>
         </w:rPr>
-        <w:t xml:space="preserve">Выдача перестраивается. На 1-м месте рейс </w:t>
-      </w:r>
-      <w:proofErr w:type="spellStart"/>
-      <w:r>
-        <w:rPr>
-          <w:rFonts w:ascii="Times New Roman" w:hAnsi="Times New Roman" w:cs="Times New Roman"/>
-          <w:sz w:val="24"/>
-        </w:rPr>
-        <w:t>Turkish</w:t>
-      </w:r>
-      <w:proofErr w:type="spellEnd"/>
-      <w:r>
-        <w:rPr>
-          <w:rFonts w:ascii="Times New Roman" w:hAnsi="Times New Roman" w:cs="Times New Roman"/>
-          <w:sz w:val="24"/>
-        </w:rPr>
-        <w:t xml:space="preserve"> </w:t>
-      </w:r>
-      <w:proofErr w:type="spellStart"/>
-      <w:r>
-        <w:rPr>
-          <w:rFonts w:ascii="Times New Roman" w:hAnsi="Times New Roman" w:cs="Times New Roman"/>
-          <w:sz w:val="24"/>
-        </w:rPr>
-        <w:t>Airlines</w:t>
-      </w:r>
-      <w:proofErr w:type="spellEnd"/>
-      <w:r>
-        <w:rPr>
-          <w:rFonts w:ascii="Times New Roman" w:hAnsi="Times New Roman" w:cs="Times New Roman"/>
-          <w:sz w:val="24"/>
-        </w:rPr>
-        <w:t xml:space="preserve"> (из </w:t>
-      </w:r>
-      <w:proofErr w:type="spellStart"/>
-      <w:r>
-        <w:rPr>
-          <w:rFonts w:ascii="Times New Roman" w:hAnsi="Times New Roman" w:cs="Times New Roman"/>
-          <w:sz w:val="24"/>
-        </w:rPr>
-        <w:t>Amadeus</w:t>
-      </w:r>
-      <w:proofErr w:type="spellEnd"/>
-      <w:r>
-        <w:rPr>
-          <w:rFonts w:ascii="Times New Roman" w:hAnsi="Times New Roman" w:cs="Times New Roman"/>
-          <w:sz w:val="24"/>
-        </w:rPr>
-        <w:t>) с комиссией 3 200 руб. (цена для клиента 28 500 руб.). На 2-м месте рейс S7 (прямой контракт) с комиссией 4 800 руб. (цена для клиента 31 000 руб.).</w:t>
+        <w:t>Выдача перестраивается. На 1-м месте рейс Turkish Airlines (из Amadeus) с комиссией 3 200 руб. (цена для клиента 28 500 руб.). На 2-м месте рейс S7 (прямой контракт) с комиссией 4 800 руб. (цена для клиента 31 000 руб.).</w:t>
       </w:r>
     </w:p>
     <w:p>
@@ -7194,7 +5971,6 @@
           <w:iCs/>
           <w:sz w:val="24"/>
         </w:rPr>
-        <w:lastRenderedPageBreak/>
         <w:t>A2: Поиск только прямых рейсов.</w:t>
       </w:r>
       <w:r>
@@ -7202,23 +5978,7 @@
           <w:rFonts w:ascii="Times New Roman" w:hAnsi="Times New Roman" w:cs="Times New Roman"/>
           <w:sz w:val="24"/>
         </w:rPr>
-        <w:t xml:space="preserve"> Менеджер проставляет </w:t>
-      </w:r>
-      <w:proofErr w:type="spellStart"/>
-      <w:r>
-        <w:rPr>
-          <w:rFonts w:ascii="Times New Roman" w:hAnsi="Times New Roman" w:cs="Times New Roman"/>
-          <w:sz w:val="24"/>
-        </w:rPr>
-        <w:t>чекбокс</w:t>
-      </w:r>
-      <w:proofErr w:type="spellEnd"/>
-      <w:r>
-        <w:rPr>
-          <w:rFonts w:ascii="Times New Roman" w:hAnsi="Times New Roman" w:cs="Times New Roman"/>
-          <w:sz w:val="24"/>
-        </w:rPr>
-        <w:t xml:space="preserve"> «Только прямые». Система исключает варианты с пересадками.</w:t>
+        <w:t> Менеджер проставляет чекбокс «Только прямые». Система исключает варианты с пересадками.</w:t>
       </w:r>
       <w:r>
         <w:rPr>
@@ -7262,39 +6022,7 @@
           <w:rFonts w:ascii="Times New Roman" w:hAnsi="Times New Roman" w:cs="Times New Roman"/>
           <w:sz w:val="24"/>
         </w:rPr>
-        <w:t> Система выводит предупреждение: «</w:t>
-      </w:r>
-      <w:proofErr w:type="spellStart"/>
-      <w:r>
-        <w:rPr>
-          <w:rFonts w:ascii="Times New Roman" w:hAnsi="Times New Roman" w:cs="Times New Roman"/>
-          <w:sz w:val="24"/>
-        </w:rPr>
-        <w:t>Amadeus</w:t>
-      </w:r>
-      <w:proofErr w:type="spellEnd"/>
-      <w:r>
-        <w:rPr>
-          <w:rFonts w:ascii="Times New Roman" w:hAnsi="Times New Roman" w:cs="Times New Roman"/>
-          <w:sz w:val="24"/>
-        </w:rPr>
-        <w:t xml:space="preserve"> временно недоступен. Выдача сформирована по </w:t>
-      </w:r>
-      <w:proofErr w:type="spellStart"/>
-      <w:r>
-        <w:rPr>
-          <w:rFonts w:ascii="Times New Roman" w:hAnsi="Times New Roman" w:cs="Times New Roman"/>
-          <w:sz w:val="24"/>
-        </w:rPr>
-        <w:t>Sirena</w:t>
-      </w:r>
-      <w:proofErr w:type="spellEnd"/>
-      <w:r>
-        <w:rPr>
-          <w:rFonts w:ascii="Times New Roman" w:hAnsi="Times New Roman" w:cs="Times New Roman"/>
-          <w:sz w:val="24"/>
-        </w:rPr>
-        <w:t xml:space="preserve"> и прямым контрактам». Менеджер может обновить поиск позже или работать с тем, что есть.</w:t>
+        <w:t> Система выводит предупреждение: «Amadeus временно недоступен. Выдача сформирована по Sirena и прямым контрактам». Менеджер может обновить поиск позже или работать с тем, что есть.</w:t>
       </w:r>
     </w:p>
     <w:p>
@@ -7315,6 +6043,7 @@
           <w:iCs/>
           <w:sz w:val="24"/>
         </w:rPr>
+        <w:lastRenderedPageBreak/>
         <w:t>E2: Защита от минуса.</w:t>
       </w:r>
       <w:r>
@@ -7400,23 +6129,7 @@
           <w:rFonts w:ascii="Times New Roman" w:hAnsi="Times New Roman" w:cs="Times New Roman"/>
           <w:sz w:val="24"/>
         </w:rPr>
-        <w:t> Подбор сложного маршрута (</w:t>
-      </w:r>
-      <w:proofErr w:type="spellStart"/>
-      <w:r>
-        <w:rPr>
-          <w:rFonts w:ascii="Times New Roman" w:hAnsi="Times New Roman" w:cs="Times New Roman"/>
-          <w:sz w:val="24"/>
-        </w:rPr>
-        <w:t>Multi-City</w:t>
-      </w:r>
-      <w:proofErr w:type="spellEnd"/>
-      <w:r>
-        <w:rPr>
-          <w:rFonts w:ascii="Times New Roman" w:hAnsi="Times New Roman" w:cs="Times New Roman"/>
-          <w:sz w:val="24"/>
-        </w:rPr>
-        <w:t xml:space="preserve"> / «открытая челюсть»)</w:t>
+        <w:t> Подбор сложного маршрута (Multi-City / «открытая челюсть»)</w:t>
       </w:r>
       <w:r>
         <w:rPr>
@@ -7462,23 +6175,7 @@
           <w:rFonts w:ascii="Times New Roman" w:hAnsi="Times New Roman" w:cs="Times New Roman"/>
           <w:sz w:val="24"/>
         </w:rPr>
-        <w:t> Менеджер по бронированию (</w:t>
-      </w:r>
-      <w:proofErr w:type="spellStart"/>
-      <w:r>
-        <w:rPr>
-          <w:rFonts w:ascii="Times New Roman" w:hAnsi="Times New Roman" w:cs="Times New Roman"/>
-          <w:sz w:val="24"/>
-        </w:rPr>
-        <w:t>Primary</w:t>
-      </w:r>
-      <w:proofErr w:type="spellEnd"/>
-      <w:r>
-        <w:rPr>
-          <w:rFonts w:ascii="Times New Roman" w:hAnsi="Times New Roman" w:cs="Times New Roman"/>
-          <w:sz w:val="24"/>
-        </w:rPr>
-        <w:t>), Система.</w:t>
+        <w:t> Менеджер по бронированию (Primary), Система.</w:t>
       </w:r>
       <w:r>
         <w:rPr>
@@ -7616,23 +6313,7 @@
           <w:rFonts w:ascii="Times New Roman" w:hAnsi="Times New Roman" w:cs="Times New Roman"/>
           <w:sz w:val="24"/>
         </w:rPr>
-        <w:t xml:space="preserve">Система </w:t>
-      </w:r>
-      <w:proofErr w:type="spellStart"/>
-      <w:r>
-        <w:rPr>
-          <w:rFonts w:ascii="Times New Roman" w:hAnsi="Times New Roman" w:cs="Times New Roman"/>
-          <w:sz w:val="24"/>
-        </w:rPr>
-        <w:t>валидирует</w:t>
-      </w:r>
-      <w:proofErr w:type="spellEnd"/>
-      <w:r>
-        <w:rPr>
-          <w:rFonts w:ascii="Times New Roman" w:hAnsi="Times New Roman" w:cs="Times New Roman"/>
-          <w:sz w:val="24"/>
-        </w:rPr>
-        <w:t xml:space="preserve"> логичность маршрута (даты не пересекаются, география стыкуется) и отправляет единый запрос в GDS.</w:t>
+        <w:t>Система валидирует логичность маршрута (даты не пересекаются, география стыкуется) и отправляет единый запрос в GDS.</w:t>
       </w:r>
     </w:p>
     <w:p>
@@ -7670,55 +6351,7 @@
           <w:rFonts w:ascii="Times New Roman" w:hAnsi="Times New Roman" w:cs="Times New Roman"/>
           <w:sz w:val="24"/>
         </w:rPr>
-        <w:t xml:space="preserve">Менеджер выбирает комбинацию </w:t>
-      </w:r>
-      <w:proofErr w:type="spellStart"/>
-      <w:r>
-        <w:rPr>
-          <w:rFonts w:ascii="Times New Roman" w:hAnsi="Times New Roman" w:cs="Times New Roman"/>
-          <w:sz w:val="24"/>
-        </w:rPr>
-        <w:t>Air</w:t>
-      </w:r>
-      <w:proofErr w:type="spellEnd"/>
-      <w:r>
-        <w:rPr>
-          <w:rFonts w:ascii="Times New Roman" w:hAnsi="Times New Roman" w:cs="Times New Roman"/>
-          <w:sz w:val="24"/>
-        </w:rPr>
-        <w:t xml:space="preserve"> </w:t>
-      </w:r>
-      <w:proofErr w:type="spellStart"/>
-      <w:r>
-        <w:rPr>
-          <w:rFonts w:ascii="Times New Roman" w:hAnsi="Times New Roman" w:cs="Times New Roman"/>
-          <w:sz w:val="24"/>
-        </w:rPr>
-        <w:t>France</w:t>
-      </w:r>
-      <w:proofErr w:type="spellEnd"/>
-      <w:r>
-        <w:rPr>
-          <w:rFonts w:ascii="Times New Roman" w:hAnsi="Times New Roman" w:cs="Times New Roman"/>
-          <w:sz w:val="24"/>
-        </w:rPr>
-        <w:t xml:space="preserve"> (1-й сегмент) + </w:t>
-      </w:r>
-      <w:proofErr w:type="spellStart"/>
-      <w:r>
-        <w:rPr>
-          <w:rFonts w:ascii="Times New Roman" w:hAnsi="Times New Roman" w:cs="Times New Roman"/>
-          <w:sz w:val="24"/>
-        </w:rPr>
-        <w:t>Vueling</w:t>
-      </w:r>
-      <w:proofErr w:type="spellEnd"/>
-      <w:r>
-        <w:rPr>
-          <w:rFonts w:ascii="Times New Roman" w:hAnsi="Times New Roman" w:cs="Times New Roman"/>
-          <w:sz w:val="24"/>
-        </w:rPr>
-        <w:t xml:space="preserve"> (2-й сегмент) + Аэрофлот (3-й сегмент) как оптимальную по цене и стыковкам.</w:t>
+        <w:t>Менеджер выбирает комбинацию Air France (1-й сегмент) + Vueling (2-й сегмент) + Аэрофлот (3-й сегмент) как оптимальную по цене и стыковкам.</w:t>
       </w:r>
     </w:p>
     <w:p>
@@ -7846,7 +6479,6 @@
           <w:iCs/>
           <w:sz w:val="24"/>
         </w:rPr>
-        <w:lastRenderedPageBreak/>
         <w:t>E1: Невозможная комбинация.</w:t>
       </w:r>
       <w:r>
@@ -7898,6 +6530,7 @@
           <w:bCs/>
           <w:sz w:val="24"/>
         </w:rPr>
+        <w:lastRenderedPageBreak/>
         <w:t>Постусловия:</w:t>
       </w:r>
       <w:r>
@@ -8006,23 +6639,7 @@
           <w:rFonts w:ascii="Times New Roman" w:hAnsi="Times New Roman" w:cs="Times New Roman"/>
           <w:sz w:val="24"/>
         </w:rPr>
-        <w:t> Менеджер по бронированию (</w:t>
-      </w:r>
-      <w:proofErr w:type="spellStart"/>
-      <w:r>
-        <w:rPr>
-          <w:rFonts w:ascii="Times New Roman" w:hAnsi="Times New Roman" w:cs="Times New Roman"/>
-          <w:sz w:val="24"/>
-        </w:rPr>
-        <w:t>Primary</w:t>
-      </w:r>
-      <w:proofErr w:type="spellEnd"/>
-      <w:r>
-        <w:rPr>
-          <w:rFonts w:ascii="Times New Roman" w:hAnsi="Times New Roman" w:cs="Times New Roman"/>
-          <w:sz w:val="24"/>
-        </w:rPr>
-        <w:t>), Система, Модуль ценообразования.</w:t>
+        <w:t> Менеджер по бронированию (Primary), Система, Модуль ценообразования.</w:t>
       </w:r>
       <w:r>
         <w:rPr>
@@ -8289,39 +6906,7 @@
           <w:rFonts w:ascii="Times New Roman" w:hAnsi="Times New Roman" w:cs="Times New Roman"/>
           <w:sz w:val="24"/>
         </w:rPr>
-        <w:t xml:space="preserve"> Скидка требует согласования руководителя. Система отправляет запрос на </w:t>
-      </w:r>
-      <w:proofErr w:type="spellStart"/>
-      <w:r>
-        <w:rPr>
-          <w:rFonts w:ascii="Times New Roman" w:hAnsi="Times New Roman" w:cs="Times New Roman"/>
-          <w:sz w:val="24"/>
-        </w:rPr>
-        <w:t>email</w:t>
-      </w:r>
-      <w:proofErr w:type="spellEnd"/>
-      <w:r>
-        <w:rPr>
-          <w:rFonts w:ascii="Times New Roman" w:hAnsi="Times New Roman" w:cs="Times New Roman"/>
-          <w:sz w:val="24"/>
-        </w:rPr>
-        <w:t xml:space="preserve"> руководителю и не дает завершить продажу до </w:t>
-      </w:r>
-      <w:proofErr w:type="spellStart"/>
-      <w:r>
-        <w:rPr>
-          <w:rFonts w:ascii="Times New Roman" w:hAnsi="Times New Roman" w:cs="Times New Roman"/>
-          <w:sz w:val="24"/>
-        </w:rPr>
-        <w:t>апрува</w:t>
-      </w:r>
-      <w:proofErr w:type="spellEnd"/>
-      <w:r>
-        <w:rPr>
-          <w:rFonts w:ascii="Times New Roman" w:hAnsi="Times New Roman" w:cs="Times New Roman"/>
-          <w:sz w:val="24"/>
-        </w:rPr>
-        <w:t>.</w:t>
+        <w:t> Скидка требует согласования руководителя. Система отправляет запрос на email руководителю и не дает завершить продажу до апрува.</w:t>
       </w:r>
       <w:r>
         <w:rPr>
@@ -8365,23 +6950,7 @@
           <w:rFonts w:ascii="Times New Roman" w:hAnsi="Times New Roman" w:cs="Times New Roman"/>
           <w:sz w:val="24"/>
         </w:rPr>
-        <w:t xml:space="preserve"> Пока менеджер крутил ползунок, GDS поднял нетто-тариф. Система выводит </w:t>
-      </w:r>
-      <w:proofErr w:type="spellStart"/>
-      <w:r>
-        <w:rPr>
-          <w:rFonts w:ascii="Times New Roman" w:hAnsi="Times New Roman" w:cs="Times New Roman"/>
-          <w:sz w:val="24"/>
-        </w:rPr>
-        <w:t>alert</w:t>
-      </w:r>
-      <w:proofErr w:type="spellEnd"/>
-      <w:r>
-        <w:rPr>
-          <w:rFonts w:ascii="Times New Roman" w:hAnsi="Times New Roman" w:cs="Times New Roman"/>
-          <w:sz w:val="24"/>
-        </w:rPr>
-        <w:t>: «Цена поставщика изменилась. Повторите расчет».</w:t>
+        <w:t> Пока менеджер крутил ползунок, GDS поднял нетто-тариф. Система выводит alert: «Цена поставщика изменилась. Повторите расчет».</w:t>
       </w:r>
       <w:r>
         <w:rPr>
@@ -8404,39 +6973,7 @@
           <w:rFonts w:ascii="Times New Roman" w:hAnsi="Times New Roman" w:cs="Times New Roman"/>
           <w:sz w:val="24"/>
         </w:rPr>
-        <w:t xml:space="preserve"> Заказ оформлен с </w:t>
-      </w:r>
-      <w:proofErr w:type="spellStart"/>
-      <w:r>
-        <w:rPr>
-          <w:rFonts w:ascii="Times New Roman" w:hAnsi="Times New Roman" w:cs="Times New Roman"/>
-          <w:sz w:val="24"/>
-        </w:rPr>
-        <w:t>кастомной</w:t>
-      </w:r>
-      <w:proofErr w:type="spellEnd"/>
-      <w:r>
-        <w:rPr>
-          <w:rFonts w:ascii="Times New Roman" w:hAnsi="Times New Roman" w:cs="Times New Roman"/>
-          <w:sz w:val="24"/>
-        </w:rPr>
-        <w:t xml:space="preserve"> ценой. История изменения цены (кто, когда, на сколько) записана в </w:t>
-      </w:r>
-      <w:proofErr w:type="spellStart"/>
-      <w:r>
-        <w:rPr>
-          <w:rFonts w:ascii="Times New Roman" w:hAnsi="Times New Roman" w:cs="Times New Roman"/>
-          <w:sz w:val="24"/>
-        </w:rPr>
-        <w:t>логи</w:t>
-      </w:r>
-      <w:proofErr w:type="spellEnd"/>
-      <w:r>
-        <w:rPr>
-          <w:rFonts w:ascii="Times New Roman" w:hAnsi="Times New Roman" w:cs="Times New Roman"/>
-          <w:sz w:val="24"/>
-        </w:rPr>
-        <w:t xml:space="preserve"> заказа.</w:t>
+        <w:t> Заказ оформлен с кастомной ценой. История изменения цены (кто, когда, на сколько) записана в логи заказа.</w:t>
       </w:r>
     </w:p>
     <w:p>
@@ -8467,7 +7004,7 @@
           <w:sz w:val="28"/>
         </w:rPr>
       </w:pPr>
-      <w:bookmarkStart w:id="13" w:name="_Toc233299594"/>
+      <w:bookmarkStart w:id="12" w:name="_Toc233299594"/>
       <w:r>
         <w:rPr>
           <w:rFonts w:ascii="Times New Roman" w:hAnsi="Times New Roman" w:cs="Times New Roman"/>
@@ -8475,9 +7012,10 @@
           <w:color w:val="auto"/>
           <w:sz w:val="28"/>
         </w:rPr>
+        <w:lastRenderedPageBreak/>
         <w:t>Нефункциональные требования</w:t>
       </w:r>
-      <w:bookmarkEnd w:id="13"/>
+      <w:bookmarkEnd w:id="12"/>
     </w:p>
     <w:tbl>
       <w:tblPr>
@@ -8736,67 +7274,7 @@
                 <w:szCs w:val="24"/>
                 <w:lang w:eastAsia="ru-RU"/>
               </w:rPr>
-              <w:t>При таймауте шлюза «</w:t>
-            </w:r>
-            <w:proofErr w:type="spellStart"/>
-            <w:r>
-              <w:rPr>
-                <w:rFonts w:ascii="Arial" w:eastAsia="Times New Roman" w:hAnsi="Arial" w:cs="Arial"/>
-                <w:sz w:val="24"/>
-                <w:szCs w:val="24"/>
-                <w:lang w:eastAsia="ru-RU"/>
-              </w:rPr>
-              <w:t>Flight</w:t>
-            </w:r>
-            <w:proofErr w:type="spellEnd"/>
-            <w:r>
-              <w:rPr>
-                <w:rFonts w:ascii="Arial" w:eastAsia="Times New Roman" w:hAnsi="Arial" w:cs="Arial"/>
-                <w:sz w:val="24"/>
-                <w:szCs w:val="24"/>
-                <w:lang w:eastAsia="ru-RU"/>
-              </w:rPr>
-              <w:t xml:space="preserve"> </w:t>
-            </w:r>
-            <w:proofErr w:type="spellStart"/>
-            <w:r>
-              <w:rPr>
-                <w:rFonts w:ascii="Arial" w:eastAsia="Times New Roman" w:hAnsi="Arial" w:cs="Arial"/>
-                <w:sz w:val="24"/>
-                <w:szCs w:val="24"/>
-                <w:lang w:eastAsia="ru-RU"/>
-              </w:rPr>
-              <w:t>Aggregator</w:t>
-            </w:r>
-            <w:proofErr w:type="spellEnd"/>
-            <w:r>
-              <w:rPr>
-                <w:rFonts w:ascii="Arial" w:eastAsia="Times New Roman" w:hAnsi="Arial" w:cs="Arial"/>
-                <w:sz w:val="24"/>
-                <w:szCs w:val="24"/>
-                <w:lang w:eastAsia="ru-RU"/>
-              </w:rPr>
-              <w:t xml:space="preserve">» система должна показать </w:t>
-            </w:r>
-            <w:proofErr w:type="spellStart"/>
-            <w:r>
-              <w:rPr>
-                <w:rFonts w:ascii="Arial" w:eastAsia="Times New Roman" w:hAnsi="Arial" w:cs="Arial"/>
-                <w:sz w:val="24"/>
-                <w:szCs w:val="24"/>
-                <w:lang w:eastAsia="ru-RU"/>
-              </w:rPr>
-              <w:t>закэшированные</w:t>
-            </w:r>
-            <w:proofErr w:type="spellEnd"/>
-            <w:r>
-              <w:rPr>
-                <w:rFonts w:ascii="Arial" w:eastAsia="Times New Roman" w:hAnsi="Arial" w:cs="Arial"/>
-                <w:sz w:val="24"/>
-                <w:szCs w:val="24"/>
-                <w:lang w:eastAsia="ru-RU"/>
-              </w:rPr>
-              <w:t xml:space="preserve"> результаты поиска по данному направлению за последние 30 минут с четкой пометкой «Цены могут быть неактуальны».</w:t>
+              <w:t>При таймауте шлюза «Flight Aggregator» система должна показать закэшированные результаты поиска по данному направлению за последние 30 минут с четкой пометкой «Цены могут быть неактуальны».</w:t>
             </w:r>
           </w:p>
         </w:tc>
@@ -9045,27 +7523,7 @@
                 <w:szCs w:val="24"/>
                 <w:lang w:eastAsia="ru-RU"/>
               </w:rPr>
-              <w:t xml:space="preserve">Архитектура должна позволять «горячее» подключение новых GDS-провайдеров (через универсальный </w:t>
-            </w:r>
-            <w:proofErr w:type="spellStart"/>
-            <w:r>
-              <w:rPr>
-                <w:rFonts w:ascii="Arial" w:eastAsia="Times New Roman" w:hAnsi="Arial" w:cs="Arial"/>
-                <w:sz w:val="24"/>
-                <w:szCs w:val="24"/>
-                <w:lang w:eastAsia="ru-RU"/>
-              </w:rPr>
-              <w:t>Adapter</w:t>
-            </w:r>
-            <w:proofErr w:type="spellEnd"/>
-            <w:r>
-              <w:rPr>
-                <w:rFonts w:ascii="Arial" w:eastAsia="Times New Roman" w:hAnsi="Arial" w:cs="Arial"/>
-                <w:sz w:val="24"/>
-                <w:szCs w:val="24"/>
-                <w:lang w:eastAsia="ru-RU"/>
-              </w:rPr>
-              <w:t>) без остановки сервиса поиска.</w:t>
+              <w:t>Архитектура должна позволять «горячее» подключение новых GDS-провайдеров (через универсальный Adapter) без остановки сервиса поиска.</w:t>
             </w:r>
           </w:p>
         </w:tc>
@@ -9231,47 +7689,7 @@
                 <w:szCs w:val="24"/>
                 <w:lang w:eastAsia="ru-RU"/>
               </w:rPr>
-              <w:t xml:space="preserve">Все ручные изменения наценок и скидок должны </w:t>
-            </w:r>
-            <w:proofErr w:type="spellStart"/>
-            <w:r>
-              <w:rPr>
-                <w:rFonts w:ascii="Arial" w:eastAsia="Times New Roman" w:hAnsi="Arial" w:cs="Arial"/>
-                <w:sz w:val="24"/>
-                <w:szCs w:val="24"/>
-                <w:lang w:eastAsia="ru-RU"/>
-              </w:rPr>
-              <w:t>логироваться</w:t>
-            </w:r>
-            <w:proofErr w:type="spellEnd"/>
-            <w:r>
-              <w:rPr>
-                <w:rFonts w:ascii="Arial" w:eastAsia="Times New Roman" w:hAnsi="Arial" w:cs="Arial"/>
-                <w:sz w:val="24"/>
-                <w:szCs w:val="24"/>
-                <w:lang w:eastAsia="ru-RU"/>
-              </w:rPr>
-              <w:t xml:space="preserve"> с привязкой к </w:t>
-            </w:r>
-            <w:proofErr w:type="spellStart"/>
-            <w:r>
-              <w:rPr>
-                <w:rFonts w:ascii="Arial" w:eastAsia="Times New Roman" w:hAnsi="Arial" w:cs="Arial"/>
-                <w:sz w:val="24"/>
-                <w:szCs w:val="24"/>
-                <w:lang w:eastAsia="ru-RU"/>
-              </w:rPr>
-              <w:t>User</w:t>
-            </w:r>
-            <w:proofErr w:type="spellEnd"/>
-            <w:r>
-              <w:rPr>
-                <w:rFonts w:ascii="Arial" w:eastAsia="Times New Roman" w:hAnsi="Arial" w:cs="Arial"/>
-                <w:sz w:val="24"/>
-                <w:szCs w:val="24"/>
-                <w:lang w:eastAsia="ru-RU"/>
-              </w:rPr>
-              <w:t xml:space="preserve"> ID, временной метке и IP-адресу менеджера.</w:t>
+              <w:t>Все ручные изменения наценок и скидок должны логироваться с привязкой к User ID, временной метке и IP-адресу менеджера.</w:t>
             </w:r>
           </w:p>
         </w:tc>
@@ -9295,7 +7713,7 @@
 </file>
 
 <file path=word/numbering.xml><?xml version="1.0" encoding="utf-8"?>
-<w:numbering xmlns:wpc="http://schemas.microsoft.com/office/word/2010/wordprocessingCanvas" xmlns:cx="http://schemas.microsoft.com/office/drawing/2014/chartex" xmlns:cx1="http://schemas.microsoft.com/office/drawing/2015/9/8/chartex" xmlns:cx2="http://schemas.microsoft.com/office/drawing/2015/10/21/chartex" xmlns:cx3="http://schemas.microsoft.com/office/drawing/2016/5/9/chartex" xmlns:cx4="http://schemas.microsoft.com/office/drawing/2016/5/10/chartex" xmlns:cx5="http://schemas.microsoft.com/office/drawing/2016/5/11/chartex" xmlns:cx6="http://schemas.microsoft.com/office/drawing/2016/5/12/chartex" xmlns:cx7="http://schemas.microsoft.com/office/drawing/2016/5/13/chartex" xmlns:cx8="http://schemas.microsoft.com/office/drawing/2016/5/14/chartex" xmlns:mc="http://schemas.openxmlformats.org/markup-compatibility/2006" xmlns:aink="http://schemas.microsoft.com/office/drawing/2016/ink" xmlns:am3d="http://schemas.microsoft.com/office/drawing/2017/model3d" xmlns:o="urn:schemas-microsoft-com:office:office" xmlns:r="http://schemas.openxmlformats.org/officeDocument/2006/relationships" xmlns:m="http://schemas.openxmlformats.org/officeDocument/2006/math" xmlns:v="urn:schemas-microsoft-com:vml" xmlns:wp14="http://schemas.microsoft.com/office/word/2010/wordprocessingDrawing" xmlns:wp="http://schemas.openxmlformats.org/drawingml/2006/wordprocessingDrawing" xmlns:w10="urn:schemas-microsoft-com:office:word" xmlns:w="http://schemas.openxmlformats.org/wordprocessingml/2006/main" xmlns:w14="http://schemas.microsoft.com/office/word/2010/wordml" xmlns:w15="http://schemas.microsoft.com/office/word/2012/wordml" xmlns:w16cid="http://schemas.microsoft.com/office/word/2016/wordml/cid" xmlns:w16se="http://schemas.microsoft.com/office/word/2015/wordml/symex" xmlns:wpg="http://schemas.microsoft.com/office/word/2010/wordprocessingGroup" xmlns:wpi="http://schemas.microsoft.com/office/word/2010/wordprocessingInk" xmlns:wne="http://schemas.microsoft.com/office/word/2006/wordml" xmlns:wps="http://schemas.microsoft.com/office/word/2010/wordprocessingShape" mc:Ignorable="w14 w15 w16se w16cid wp14">
+<w:numbering xmlns:wpc="http://schemas.microsoft.com/office/word/2010/wordprocessingCanvas" xmlns:cx="http://schemas.microsoft.com/office/drawing/2014/chartex" xmlns:cx1="http://schemas.microsoft.com/office/drawing/2015/9/8/chartex" xmlns:cx2="http://schemas.microsoft.com/office/drawing/2015/10/21/chartex" xmlns:cx3="http://schemas.microsoft.com/office/drawing/2016/5/9/chartex" xmlns:cx4="http://schemas.microsoft.com/office/drawing/2016/5/10/chartex" xmlns:cx5="http://schemas.microsoft.com/office/drawing/2016/5/11/chartex" xmlns:cx6="http://schemas.microsoft.com/office/drawing/2016/5/12/chartex" xmlns:cx7="http://schemas.microsoft.com/office/drawing/2016/5/13/chartex" xmlns:cx8="http://schemas.microsoft.com/office/drawing/2016/5/14/chartex" xmlns:mc="http://schemas.openxmlformats.org/markup-compatibility/2006" xmlns:aink="http://schemas.microsoft.com/office/drawing/2016/ink" xmlns:am3d="http://schemas.microsoft.com/office/drawing/2017/model3d" xmlns:o="urn:schemas-microsoft-com:office:office" xmlns:r="http://schemas.openxmlformats.org/officeDocument/2006/relationships" xmlns:m="http://schemas.openxmlformats.org/officeDocument/2006/math" xmlns:v="urn:schemas-microsoft-com:vml" xmlns:wp14="http://schemas.microsoft.com/office/word/2010/wordprocessingDrawing" xmlns:wp="http://schemas.openxmlformats.org/drawingml/2006/wordprocessingDrawing" xmlns:w10="urn:schemas-microsoft-com:office:word" xmlns:w="http://schemas.openxmlformats.org/wordprocessingml/2006/main" xmlns:w14="http://schemas.microsoft.com/office/word/2010/wordml" xmlns:w15="http://schemas.microsoft.com/office/word/2012/wordml" xmlns:w16cex="http://schemas.microsoft.com/office/word/2018/wordml/cex" xmlns:w16cid="http://schemas.microsoft.com/office/word/2016/wordml/cid" xmlns:w16="http://schemas.microsoft.com/office/word/2018/wordml" xmlns:w16sdtdh="http://schemas.microsoft.com/office/word/2020/wordml/sdtdatahash" xmlns:w16se="http://schemas.microsoft.com/office/word/2015/wordml/symex" xmlns:wpg="http://schemas.microsoft.com/office/word/2010/wordprocessingGroup" xmlns:wpi="http://schemas.microsoft.com/office/word/2010/wordprocessingInk" xmlns:wne="http://schemas.microsoft.com/office/word/2006/wordml" xmlns:wps="http://schemas.microsoft.com/office/word/2010/wordprocessingShape" mc:Ignorable="w14 w15 w16se w16cid w16 w16cex w16sdtdh wp14">
   <w:abstractNum w:abstractNumId="0" w15:restartNumberingAfterBreak="0">
     <w:nsid w:val="04A0167C"/>
     <w:multiLevelType w:val="multilevel"/>
@@ -12668,7 +11086,7 @@
 </file>
 
 <file path=word/styles.xml><?xml version="1.0" encoding="utf-8"?>
-<w:styles xmlns:mc="http://schemas.openxmlformats.org/markup-compatibility/2006" xmlns:r="http://schemas.openxmlformats.org/officeDocument/2006/relationships" xmlns:w="http://schemas.openxmlformats.org/wordprocessingml/2006/main" xmlns:w14="http://schemas.microsoft.com/office/word/2010/wordml" xmlns:w15="http://schemas.microsoft.com/office/word/2012/wordml" xmlns:w16cid="http://schemas.microsoft.com/office/word/2016/wordml/cid" xmlns:w16se="http://schemas.microsoft.com/office/word/2015/wordml/symex" mc:Ignorable="w14 w15 w16se w16cid">
+<w:styles xmlns:mc="http://schemas.openxmlformats.org/markup-compatibility/2006" xmlns:r="http://schemas.openxmlformats.org/officeDocument/2006/relationships" xmlns:w="http://schemas.openxmlformats.org/wordprocessingml/2006/main" xmlns:w14="http://schemas.microsoft.com/office/word/2010/wordml" xmlns:w15="http://schemas.microsoft.com/office/word/2012/wordml" xmlns:w16cex="http://schemas.microsoft.com/office/word/2018/wordml/cex" xmlns:w16cid="http://schemas.microsoft.com/office/word/2016/wordml/cid" xmlns:w16="http://schemas.microsoft.com/office/word/2018/wordml" xmlns:w16sdtdh="http://schemas.microsoft.com/office/word/2020/wordml/sdtdatahash" xmlns:w16se="http://schemas.microsoft.com/office/word/2015/wordml/symex" mc:Ignorable="w14 w15 w16se w16cid w16 w16cex w16sdtdh">
   <w:docDefaults>
     <w:rPrDefault>
       <w:rPr>
@@ -12684,7 +11102,7 @@
       </w:pPr>
     </w:pPrDefault>
   </w:docDefaults>
-  <w:latentStyles w:defLockedState="0" w:defUIPriority="99" w:defSemiHidden="0" w:defUnhideWhenUsed="0" w:defQFormat="0" w:count="375">
+  <w:latentStyles w:defLockedState="0" w:defUIPriority="99" w:defSemiHidden="0" w:defUnhideWhenUsed="0" w:defQFormat="0" w:count="376">
     <w:lsdException w:name="Normal" w:uiPriority="0" w:qFormat="1"/>
     <w:lsdException w:name="heading 1" w:uiPriority="9" w:qFormat="1"/>
     <w:lsdException w:name="heading 2" w:semiHidden="1" w:uiPriority="9" w:unhideWhenUsed="1" w:qFormat="1"/>
@@ -12790,7 +11208,6 @@
     <w:lsdException w:name="HTML Sample" w:semiHidden="1" w:unhideWhenUsed="1"/>
     <w:lsdException w:name="HTML Typewriter" w:semiHidden="1" w:unhideWhenUsed="1"/>
     <w:lsdException w:name="HTML Variable" w:semiHidden="1" w:unhideWhenUsed="1"/>
-    <w:lsdException w:name="Normal Table" w:semiHidden="1" w:unhideWhenUsed="1"/>
     <w:lsdException w:name="annotation subject" w:semiHidden="1" w:unhideWhenUsed="1"/>
     <w:lsdException w:name="No List" w:semiHidden="1" w:unhideWhenUsed="1"/>
     <w:lsdException w:name="Outline List 1" w:semiHidden="1" w:unhideWhenUsed="1"/>
@@ -12837,10 +11254,8 @@
     <w:lsdException w:name="Table Subtle 2" w:semiHidden="1" w:unhideWhenUsed="1"/>
     <w:lsdException w:name="Table Web 1" w:semiHidden="1" w:unhideWhenUsed="1"/>
     <w:lsdException w:name="Table Web 2" w:semiHidden="1" w:unhideWhenUsed="1"/>
-    <w:lsdException w:name="Table Web 3" w:semiHidden="1" w:unhideWhenUsed="1"/>
     <w:lsdException w:name="Balloon Text" w:semiHidden="1" w:unhideWhenUsed="1"/>
     <w:lsdException w:name="Table Grid" w:uiPriority="39"/>
-    <w:lsdException w:name="Table Theme" w:semiHidden="1" w:unhideWhenUsed="1"/>
     <w:lsdException w:name="Placeholder Text" w:semiHidden="1"/>
     <w:lsdException w:name="No Spacing" w:uiPriority="1" w:qFormat="1"/>
     <w:lsdException w:name="Light Shading" w:uiPriority="60"/>
@@ -13060,6 +11475,7 @@
     <w:lsdException w:name="Smart Hyperlink" w:semiHidden="1" w:unhideWhenUsed="1"/>
     <w:lsdException w:name="Hashtag" w:semiHidden="1" w:unhideWhenUsed="1"/>
     <w:lsdException w:name="Unresolved Mention" w:semiHidden="1" w:unhideWhenUsed="1"/>
+    <w:lsdException w:name="Smart Link" w:semiHidden="1" w:unhideWhenUsed="1"/>
   </w:latentStyles>
   <w:style w:type="paragraph" w:default="1" w:styleId="a">
     <w:name w:val="Normal"/>
@@ -13157,6 +11573,7 @@
   <w:style w:type="character" w:default="1" w:styleId="a0">
     <w:name w:val="Default Paragraph Font"/>
     <w:uiPriority w:val="1"/>
+    <w:semiHidden/>
     <w:unhideWhenUsed/>
   </w:style>
   <w:style w:type="table" w:default="1" w:styleId="a1">
